--- a/docs/project-proposal.docx
+++ b/docs/project-proposal.docx
@@ -691,7 +691,7 @@
           <w:sz w:val="24"/>
           <w:szCs w:val="24"/>
         </w:rPr>
-        <w:t xml:space="preserve">To design and develop a cross-platform mobile application that automatically generates a personalized, budget-aware, day-by-day trip plan for Astana and allows a group of travelers to plan the trip together.</w:t>
+        <w:t xml:space="preserve">To design and develop a cross-platform application — a mobile application for Android and iOS and a web version built from the same codebase — that automatically generates a personalized, budget-aware, day-by-day trip plan for Astana and allows a group of travelers to plan the trip together.</w:t>
       </w:r>
     </w:p>
     <w:p>
@@ -914,7 +914,7 @@
           <w:sz w:val="24"/>
           <w:szCs w:val="24"/>
         </w:rPr>
-        <w:t xml:space="preserve">A working cross-platform mobile application (Android and iOS) with a backend.</w:t>
+        <w:t xml:space="preserve">A working mobile application (Android and iOS) and a web version built from the same Flutter codebase, connected to one shared backend.</w:t>
       </w:r>
     </w:p>
     <w:p>
@@ -1221,7 +1221,7 @@
           <w:sz w:val="24"/>
           <w:szCs w:val="24"/>
         </w:rPr>
-        <w:t xml:space="preserve">Android and iOS applications built from one codebase.</w:t>
+        <w:t xml:space="preserve">Android and iOS applications and a web version built from one Flutter codebase and sharing one backend. The mobile application is the primary client; the web version supports the same core scenarios with a layout adapted to larger screens.</w:t>
       </w:r>
     </w:p>
     <w:p>
@@ -1322,28 +1322,28 @@
           <w:sz w:val="24"/>
           <w:szCs w:val="24"/>
         </w:rPr>
-        <w:t xml:space="preserve">A web version of the application.</w:t>
-      </w:r>
-    </w:p>
-    <w:p>
-      <w:pPr>
-        <w:pStyle w:val="ListParagraph"/>
-        <w:numPr>
-          <w:ilvl w:val="0"/>
-          <w:numId w:val="2"/>
-        </w:numPr>
-        <w:spacing w:after="80" w:line="300"/>
-        <w:jc w:val="both"/>
-      </w:pPr>
-      <w:r>
-        <w:rPr>
-          <w:rFonts w:ascii="Times New Roman" w:cs="Times New Roman" w:eastAsia="Times New Roman" w:hAnsi="Times New Roman"/>
-          <w:b w:val="false"/>
-          <w:bCs w:val="false"/>
-          <w:sz w:val="24"/>
-          <w:szCs w:val="24"/>
-        </w:rPr>
-        <w:t xml:space="preserve">Publication in the App Store and Google Play (the application will be distributed as test builds).</w:t>
+        <w:t xml:space="preserve">Features that exist only in the web version: both clients provide the same core functionality.</w:t>
+      </w:r>
+    </w:p>
+    <w:p>
+      <w:pPr>
+        <w:pStyle w:val="ListParagraph"/>
+        <w:numPr>
+          <w:ilvl w:val="0"/>
+          <w:numId w:val="2"/>
+        </w:numPr>
+        <w:spacing w:after="80" w:line="300"/>
+        <w:jc w:val="both"/>
+      </w:pPr>
+      <w:r>
+        <w:rPr>
+          <w:rFonts w:ascii="Times New Roman" w:cs="Times New Roman" w:eastAsia="Times New Roman" w:hAnsi="Times New Roman"/>
+          <w:b w:val="false"/>
+          <w:bCs w:val="false"/>
+          <w:sz w:val="24"/>
+          <w:szCs w:val="24"/>
+        </w:rPr>
+        <w:t xml:space="preserve">Publication in the App Store and Google Play (the application will be distributed as test builds; the web version will be deployed to a test address).</w:t>
       </w:r>
     </w:p>
     <w:p>
@@ -1376,7 +1376,7 @@
           <w:sz w:val="24"/>
           <w:szCs w:val="24"/>
         </w:rPr>
-        <w:t xml:space="preserve">The project involves several interconnected components: a mobile client, a backend with real-time synchronization between trip participants, a database, an AI module and integrations with external services (maps, weather and events). Generating a plan is a constrained planning problem: the plan must respect the budget, the dates and the opening hours of places. Research shows that large language models alone often violate such constraints, so the project uses a hybrid approach in which the language model interprets requests, while the places come from a verified database and the budget and routes are calculated by code.</w:t>
+        <w:t xml:space="preserve">The project involves several interconnected components: mobile and web clients built from one codebase, a backend with real-time synchronization between trip participants, a database, an AI module and integrations with external services (maps, weather and events). Generating a plan is a constrained planning problem: the plan must respect the budget, the dates and the opening hours of places. Research shows that large language models alone often violate such constraints, so the project uses a hybrid approach in which the language model interprets requests, while the places come from a verified database and the budget and routes are calculated by code.</w:t>
       </w:r>
     </w:p>
     <w:p>

--- a/docs/project-proposal.docx
+++ b/docs/project-proposal.docx
@@ -90,6 +90,42 @@
           <w:szCs w:val="24"/>
         </w:rPr>
         <w:t xml:space="preserve">Aigerim Kydyrbekova</w:t>
+      </w:r>
+    </w:p>
+    <w:p>
+      <w:pPr>
+        <w:spacing w:after="120" w:line="300"/>
+        <w:jc w:val="both"/>
+      </w:pPr>
+      <w:r>
+        <w:rPr>
+          <w:rFonts w:ascii="Times New Roman" w:cs="Times New Roman" w:eastAsia="Times New Roman" w:hAnsi="Times New Roman"/>
+          <w:b w:val="false"/>
+          <w:bCs w:val="false"/>
+          <w:sz w:val="24"/>
+          <w:szCs w:val="24"/>
+        </w:rPr>
+        <w:t xml:space="preserve"/>
+      </w:r>
+      <w:r>
+        <w:rPr>
+          <w:rFonts w:ascii="Times New Roman" w:cs="Times New Roman" w:eastAsia="Times New Roman" w:hAnsi="Times New Roman"/>
+          <w:b/>
+          <w:bCs/>
+          <w:sz w:val="24"/>
+          <w:szCs w:val="24"/>
+        </w:rPr>
+        <w:t xml:space="preserve">Revision:</w:t>
+      </w:r>
+      <w:r>
+        <w:rPr>
+          <w:rFonts w:ascii="Times New Roman" w:cs="Times New Roman" w:eastAsia="Times New Roman" w:hAnsi="Times New Roman"/>
+          <w:b w:val="false"/>
+          <w:bCs w:val="false"/>
+          <w:sz w:val="24"/>
+          <w:szCs w:val="24"/>
+        </w:rPr>
+        <w:t xml:space="preserve"> 24 October 2026. This revision applies the supervisor's feedback of 23 October 2026 (five essential functions, balanced implementation responsibilities). It replaces the broader feature list of the 20 October version. See docs/supervisor-feedback.md and docs/mvp-scope-and-responsibilities.md.</w:t>
       </w:r>
     </w:p>
     <w:tbl>
@@ -266,7 +302,7 @@
                 <w:sz w:val="21"/>
                 <w:szCs w:val="21"/>
               </w:rPr>
-              <w:t xml:space="preserve">Team members and roles</w:t>
+              <w:t xml:space="preserve">Supervisor</w:t>
             </w:r>
           </w:p>
         </w:tc>
@@ -295,31 +331,7 @@
                 <w:sz w:val="21"/>
                 <w:szCs w:val="21"/>
               </w:rPr>
-              <w:t xml:space="preserve">Kabysheva Zukhra Yerzhankyzy — requirements analysis, application structure, core logic, integration, testing and documentation</w:t>
-            </w:r>
-          </w:p>
-          <w:p>
-            <w:r>
-              <w:rPr>
-                <w:rFonts w:ascii="Times New Roman" w:cs="Times New Roman" w:eastAsia="Times New Roman" w:hAnsi="Times New Roman"/>
-                <w:b w:val="false"/>
-                <w:bCs w:val="false"/>
-                <w:sz w:val="21"/>
-                <w:szCs w:val="21"/>
-              </w:rPr>
-              <w:t xml:space="preserve">Aman Yerassyl — server side, database design and API development</w:t>
-            </w:r>
-          </w:p>
-          <w:p>
-            <w:r>
-              <w:rPr>
-                <w:rFonts w:ascii="Times New Roman" w:cs="Times New Roman" w:eastAsia="Times New Roman" w:hAnsi="Times New Roman"/>
-                <w:b w:val="false"/>
-                <w:bCs w:val="false"/>
-                <w:sz w:val="21"/>
-                <w:szCs w:val="21"/>
-              </w:rPr>
-              <w:t xml:space="preserve">Shauzat Sayakhat Anarbekuly — mobile interface, AI module and project coordination</w:t>
+              <w:t xml:space="preserve">Aigerim Kydyrbekova</w:t>
             </w:r>
           </w:p>
         </w:tc>
@@ -354,7 +366,7 @@
                 <w:sz w:val="21"/>
                 <w:szCs w:val="21"/>
               </w:rPr>
-              <w:t xml:space="preserve">Supervisor</w:t>
+              <w:t xml:space="preserve">Educational programme</w:t>
             </w:r>
           </w:p>
         </w:tc>
@@ -383,7 +395,7 @@
                 <w:sz w:val="21"/>
                 <w:szCs w:val="21"/>
               </w:rPr>
-              <w:t xml:space="preserve">Aigerim Kydyrbekova</w:t>
+              <w:t xml:space="preserve">Software Engineering</w:t>
             </w:r>
           </w:p>
         </w:tc>
@@ -418,7 +430,7 @@
                 <w:sz w:val="21"/>
                 <w:szCs w:val="21"/>
               </w:rPr>
-              <w:t xml:space="preserve">Educational programme</w:t>
+              <w:t xml:space="preserve">Platforms</w:t>
             </w:r>
           </w:p>
         </w:tc>
@@ -447,7 +459,7 @@
                 <w:sz w:val="21"/>
                 <w:szCs w:val="21"/>
               </w:rPr>
-              <w:t xml:space="preserve">Software Engineering</w:t>
+              <w:t xml:space="preserve">One Flutter codebase for Android, iOS and a web version, with a shared Supabase backend. Mobile is the primary client.</w:t>
             </w:r>
           </w:p>
         </w:tc>
@@ -484,7 +496,7 @@
           <w:sz w:val="24"/>
           <w:szCs w:val="24"/>
         </w:rPr>
-        <w:t xml:space="preserve">Planning a trip takes a lot of time, and planning it with a group is even harder. Information about hotels, restaurants, attractions and events is scattered across many websites and applications, so travelers have to collect it manually. When several people travel together, the discussion usually happens in a messenger chat, where ideas get lost and it is unclear which options the majority prefers. It is also difficult to estimate in advance how much each day of the trip will cost and, during the trip, to track who paid for what. As a result, travelers spend hours on planning, miss local events that take place on their travel dates and often exceed their budget.</w:t>
+        <w:t xml:space="preserve">Planning a trip with a group takes a lot of time. Information about places, prices and opening hours is scattered across websites and maps, group discussions happen in messenger chats where decisions get lost, and it is hard to estimate in advance how much each day will cost. In our survey of 15 respondents, 14 named agreeing where to go as a difficulty and 7 named staying within the budget (docs/research/survey-results.md; the sample is small and not representative).</w:t>
       </w:r>
     </w:p>
     <w:p>
@@ -500,7 +512,7 @@
           <w:sz w:val="24"/>
           <w:szCs w:val="24"/>
         </w:rPr>
-        <w:t xml:space="preserve">Existing applications solve only parts of this problem: some store itineraries, some help to split expenses, and some generate plans with AI, but few combine automatic plan generation, budget distribution and group collaboration in one place, and none of the reviewed applications focuses on cities of Kazakhstan (see the Existing System Comparison document).</w:t>
+        <w:t xml:space="preserve">Existing planners solve parts of this problem, but none of the reviewed systems combines a budget-aware day-by-day plan, a shared editable plan with voting, and checked local data for Astana (see the Existing System Comparison).</w:t>
       </w:r>
     </w:p>
     <w:p>
@@ -538,7 +550,7 @@
           <w:sz w:val="24"/>
           <w:szCs w:val="24"/>
         </w:rPr>
-        <w:t xml:space="preserve">Groups of friends planning a weekend trip or a vacation together.</w:t>
+        <w:t xml:space="preserve">Groups of friends planning a short trip together.</w:t>
       </w:r>
     </w:p>
     <w:p>
@@ -559,7 +571,7 @@
           <w:sz w:val="24"/>
           <w:szCs w:val="24"/>
         </w:rPr>
-        <w:t xml:space="preserve">Families traveling with children who need child-friendly places and a predictable budget.</w:t>
+        <w:t xml:space="preserve">Families who need a predictable budget.</w:t>
       </w:r>
     </w:p>
     <w:p>
@@ -580,7 +592,7 @@
           <w:sz w:val="24"/>
           <w:szCs w:val="24"/>
         </w:rPr>
-        <w:t xml:space="preserve">Couples who want a well-organized trip without spending hours on planning.</w:t>
+        <w:t xml:space="preserve">Students and young people with a limited budget.</w:t>
       </w:r>
     </w:p>
     <w:p>
@@ -601,28 +613,7 @@
           <w:sz w:val="24"/>
           <w:szCs w:val="24"/>
         </w:rPr>
-        <w:t xml:space="preserve">Students and young people with a limited budget.</w:t>
-      </w:r>
-    </w:p>
-    <w:p>
-      <w:pPr>
-        <w:pStyle w:val="ListParagraph"/>
-        <w:numPr>
-          <w:ilvl w:val="0"/>
-          <w:numId w:val="2"/>
-        </w:numPr>
-        <w:spacing w:after="80" w:line="300"/>
-        <w:jc w:val="both"/>
-      </w:pPr>
-      <w:r>
-        <w:rPr>
-          <w:rFonts w:ascii="Times New Roman" w:cs="Times New Roman" w:eastAsia="Times New Roman" w:hAnsi="Times New Roman"/>
-          <w:b w:val="false"/>
-          <w:bCs w:val="false"/>
-          <w:sz w:val="24"/>
-          <w:szCs w:val="24"/>
-        </w:rPr>
-        <w:t xml:space="preserve">Business travelers with limited free time.</w:t>
+        <w:t xml:space="preserve">Couples and business travelers with limited time.</w:t>
       </w:r>
     </w:p>
     <w:p>
@@ -638,7 +629,7 @@
           <w:sz w:val="24"/>
           <w:szCs w:val="24"/>
         </w:rPr>
-        <w:t xml:space="preserve">During the diploma project the application targets trips to </w:t>
+        <w:t xml:space="preserve">The initial destination is </w:t>
       </w:r>
       <w:r>
         <w:rPr>
@@ -658,7 +649,7 @@
           <w:sz w:val="24"/>
           <w:szCs w:val="24"/>
         </w:rPr>
-        <w:t xml:space="preserve">; other cities of Kazakhstan are planned for later stages.</w:t>
+        <w:t xml:space="preserve">.</w:t>
       </w:r>
     </w:p>
     <w:p>
@@ -691,7 +682,7 @@
           <w:sz w:val="24"/>
           <w:szCs w:val="24"/>
         </w:rPr>
-        <w:t xml:space="preserve">To design and develop a cross-platform application — a mobile application for Android and iOS and a web version built from the same codebase — that automatically generates a personalized, budget-aware, day-by-day trip plan for Astana and allows a group of travelers to plan the trip together.</w:t>
+        <w:t xml:space="preserve">To design, implement and evaluate a cross-platform application that lets a group create a trip to Astana, receive a grounded day-by-day route draft within an estimated budget, view it on a map, and edit and vote on the plan together.</w:t>
       </w:r>
     </w:p>
     <w:p>
@@ -708,692 +699,7 @@
           <w:sz w:val="28"/>
           <w:szCs w:val="28"/>
         </w:rPr>
-        <w:t xml:space="preserve">4. Objectives</w:t>
-      </w:r>
-    </w:p>
-    <w:p>
-      <w:pPr>
-        <w:pStyle w:val="ListParagraph"/>
-        <w:numPr>
-          <w:ilvl w:val="0"/>
-          <w:numId w:val="3"/>
-        </w:numPr>
-        <w:spacing w:after="80" w:line="300"/>
-        <w:jc w:val="both"/>
-      </w:pPr>
-      <w:r>
-        <w:rPr>
-          <w:rFonts w:ascii="Times New Roman" w:cs="Times New Roman" w:eastAsia="Times New Roman" w:hAnsi="Times New Roman"/>
-          <w:b w:val="false"/>
-          <w:bCs w:val="false"/>
-          <w:sz w:val="24"/>
-          <w:szCs w:val="24"/>
-        </w:rPr>
-        <w:t xml:space="preserve">Analyze existing trip planning applications and the relevant scientific literature.</w:t>
-      </w:r>
-    </w:p>
-    <w:p>
-      <w:pPr>
-        <w:pStyle w:val="ListParagraph"/>
-        <w:numPr>
-          <w:ilvl w:val="0"/>
-          <w:numId w:val="3"/>
-        </w:numPr>
-        <w:spacing w:after="80" w:line="300"/>
-        <w:jc w:val="both"/>
-      </w:pPr>
-      <w:r>
-        <w:rPr>
-          <w:rFonts w:ascii="Times New Roman" w:cs="Times New Roman" w:eastAsia="Times New Roman" w:hAnsi="Times New Roman"/>
-          <w:b w:val="false"/>
-          <w:bCs w:val="false"/>
-          <w:sz w:val="24"/>
-          <w:szCs w:val="24"/>
-        </w:rPr>
-        <w:t xml:space="preserve">Collect evidence of user needs through a survey of Astana residents and interviews with potential users.</w:t>
-      </w:r>
-    </w:p>
-    <w:p>
-      <w:pPr>
-        <w:pStyle w:val="ListParagraph"/>
-        <w:numPr>
-          <w:ilvl w:val="0"/>
-          <w:numId w:val="3"/>
-        </w:numPr>
-        <w:spacing w:after="80" w:line="300"/>
-        <w:jc w:val="both"/>
-      </w:pPr>
-      <w:r>
-        <w:rPr>
-          <w:rFonts w:ascii="Times New Roman" w:cs="Times New Roman" w:eastAsia="Times New Roman" w:hAnsi="Times New Roman"/>
-          <w:b w:val="false"/>
-          <w:bCs w:val="false"/>
-          <w:sz w:val="24"/>
-          <w:szCs w:val="24"/>
-        </w:rPr>
-        <w:t xml:space="preserve">Define functional and non-functional requirements with priorities and acceptance criteria.</w:t>
-      </w:r>
-    </w:p>
-    <w:p>
-      <w:pPr>
-        <w:pStyle w:val="ListParagraph"/>
-        <w:numPr>
-          <w:ilvl w:val="0"/>
-          <w:numId w:val="3"/>
-        </w:numPr>
-        <w:spacing w:after="80" w:line="300"/>
-        <w:jc w:val="both"/>
-      </w:pPr>
-      <w:r>
-        <w:rPr>
-          <w:rFonts w:ascii="Times New Roman" w:cs="Times New Roman" w:eastAsia="Times New Roman" w:hAnsi="Times New Roman"/>
-          <w:b w:val="false"/>
-          <w:bCs w:val="false"/>
-          <w:sz w:val="24"/>
-          <w:szCs w:val="24"/>
-        </w:rPr>
-        <w:t xml:space="preserve">Design the system architecture, the database and the user interface.</w:t>
-      </w:r>
-    </w:p>
-    <w:p>
-      <w:pPr>
-        <w:pStyle w:val="ListParagraph"/>
-        <w:numPr>
-          <w:ilvl w:val="0"/>
-          <w:numId w:val="3"/>
-        </w:numPr>
-        <w:spacing w:after="80" w:line="300"/>
-        <w:jc w:val="both"/>
-      </w:pPr>
-      <w:r>
-        <w:rPr>
-          <w:rFonts w:ascii="Times New Roman" w:cs="Times New Roman" w:eastAsia="Times New Roman" w:hAnsi="Times New Roman"/>
-          <w:b w:val="false"/>
-          <w:bCs w:val="false"/>
-          <w:sz w:val="24"/>
-          <w:szCs w:val="24"/>
-        </w:rPr>
-        <w:t xml:space="preserve">Implement trip creation, AI-based plan generation with budget distribution and an interactive map.</w:t>
-      </w:r>
-    </w:p>
-    <w:p>
-      <w:pPr>
-        <w:pStyle w:val="ListParagraph"/>
-        <w:numPr>
-          <w:ilvl w:val="0"/>
-          <w:numId w:val="3"/>
-        </w:numPr>
-        <w:spacing w:after="80" w:line="300"/>
-        <w:jc w:val="both"/>
-      </w:pPr>
-      <w:r>
-        <w:rPr>
-          <w:rFonts w:ascii="Times New Roman" w:cs="Times New Roman" w:eastAsia="Times New Roman" w:hAnsi="Times New Roman"/>
-          <w:b w:val="false"/>
-          <w:bCs w:val="false"/>
-          <w:sz w:val="24"/>
-          <w:szCs w:val="24"/>
-        </w:rPr>
-        <w:t xml:space="preserve">Implement collaborative features: invitations, voting, comments, trip chat and optional expense splitting.</w:t>
-      </w:r>
-    </w:p>
-    <w:p>
-      <w:pPr>
-        <w:pStyle w:val="ListParagraph"/>
-        <w:numPr>
-          <w:ilvl w:val="0"/>
-          <w:numId w:val="3"/>
-        </w:numPr>
-        <w:spacing w:after="80" w:line="300"/>
-        <w:jc w:val="both"/>
-      </w:pPr>
-      <w:r>
-        <w:rPr>
-          <w:rFonts w:ascii="Times New Roman" w:cs="Times New Roman" w:eastAsia="Times New Roman" w:hAnsi="Times New Roman"/>
-          <w:b w:val="false"/>
-          <w:bCs w:val="false"/>
-          <w:sz w:val="24"/>
-          <w:szCs w:val="24"/>
-        </w:rPr>
-        <w:t xml:space="preserve">Implement the AI assistant, the community feed and integrations with weather and event data.</w:t>
-      </w:r>
-    </w:p>
-    <w:p>
-      <w:pPr>
-        <w:pStyle w:val="ListParagraph"/>
-        <w:numPr>
-          <w:ilvl w:val="0"/>
-          <w:numId w:val="3"/>
-        </w:numPr>
-        <w:spacing w:after="80" w:line="300"/>
-        <w:jc w:val="both"/>
-      </w:pPr>
-      <w:r>
-        <w:rPr>
-          <w:rFonts w:ascii="Times New Roman" w:cs="Times New Roman" w:eastAsia="Times New Roman" w:hAnsi="Times New Roman"/>
-          <w:b w:val="false"/>
-          <w:bCs w:val="false"/>
-          <w:sz w:val="24"/>
-          <w:szCs w:val="24"/>
-        </w:rPr>
-        <w:t xml:space="preserve">Test the application with real users and evaluate it against the defined metrics.</w:t>
-      </w:r>
-    </w:p>
-    <w:p>
-      <w:pPr>
-        <w:pStyle w:val="Heading1"/>
-        <w:keepNext/>
-        <w:spacing w:after="120" w:before="240"/>
-      </w:pPr>
-      <w:r>
-        <w:rPr>
-          <w:rFonts w:ascii="Times New Roman" w:cs="Times New Roman" w:eastAsia="Times New Roman" w:hAnsi="Times New Roman"/>
-          <w:b/>
-          <w:bCs/>
-          <w:sz w:val="28"/>
-          <w:szCs w:val="28"/>
-        </w:rPr>
-        <w:t xml:space="preserve">5. Expected Outcomes</w:t>
-      </w:r>
-    </w:p>
-    <w:p>
-      <w:pPr>
-        <w:pStyle w:val="ListParagraph"/>
-        <w:numPr>
-          <w:ilvl w:val="0"/>
-          <w:numId w:val="2"/>
-        </w:numPr>
-        <w:spacing w:after="80" w:line="300"/>
-        <w:jc w:val="both"/>
-      </w:pPr>
-      <w:r>
-        <w:rPr>
-          <w:rFonts w:ascii="Times New Roman" w:cs="Times New Roman" w:eastAsia="Times New Roman" w:hAnsi="Times New Roman"/>
-          <w:b w:val="false"/>
-          <w:bCs w:val="false"/>
-          <w:sz w:val="24"/>
-          <w:szCs w:val="24"/>
-        </w:rPr>
-        <w:t xml:space="preserve">A working mobile application (Android and iOS) and a web version built from the same Flutter codebase, connected to one shared backend.</w:t>
-      </w:r>
-    </w:p>
-    <w:p>
-      <w:pPr>
-        <w:pStyle w:val="ListParagraph"/>
-        <w:numPr>
-          <w:ilvl w:val="0"/>
-          <w:numId w:val="2"/>
-        </w:numPr>
-        <w:spacing w:after="80" w:line="300"/>
-        <w:jc w:val="both"/>
-      </w:pPr>
-      <w:r>
-        <w:rPr>
-          <w:rFonts w:ascii="Times New Roman" w:cs="Times New Roman" w:eastAsia="Times New Roman" w:hAnsi="Times New Roman"/>
-          <w:b w:val="false"/>
-          <w:bCs w:val="false"/>
-          <w:sz w:val="24"/>
-          <w:szCs w:val="24"/>
-        </w:rPr>
-        <w:t xml:space="preserve">Generation of a day-by-day plan for Astana with accommodation, places to eat, attractions and events, within the user's budget.</w:t>
-      </w:r>
-    </w:p>
-    <w:p>
-      <w:pPr>
-        <w:pStyle w:val="ListParagraph"/>
-        <w:numPr>
-          <w:ilvl w:val="0"/>
-          <w:numId w:val="2"/>
-        </w:numPr>
-        <w:spacing w:after="80" w:line="300"/>
-        <w:jc w:val="both"/>
-      </w:pPr>
-      <w:r>
-        <w:rPr>
-          <w:rFonts w:ascii="Times New Roman" w:cs="Times New Roman" w:eastAsia="Times New Roman" w:hAnsi="Times New Roman"/>
-          <w:b w:val="false"/>
-          <w:bCs w:val="false"/>
-          <w:sz w:val="24"/>
-          <w:szCs w:val="24"/>
-        </w:rPr>
-        <w:t xml:space="preserve">A shared trip plan with invitations, voting, comments, a trip chat and optional expense splitting.</w:t>
-      </w:r>
-    </w:p>
-    <w:p>
-      <w:pPr>
-        <w:pStyle w:val="ListParagraph"/>
-        <w:numPr>
-          <w:ilvl w:val="0"/>
-          <w:numId w:val="2"/>
-        </w:numPr>
-        <w:spacing w:after="80" w:line="300"/>
-        <w:jc w:val="both"/>
-      </w:pPr>
-      <w:r>
-        <w:rPr>
-          <w:rFonts w:ascii="Times New Roman" w:cs="Times New Roman" w:eastAsia="Times New Roman" w:hAnsi="Times New Roman"/>
-          <w:b w:val="false"/>
-          <w:bCs w:val="false"/>
-          <w:sz w:val="24"/>
-          <w:szCs w:val="24"/>
-        </w:rPr>
-        <w:t xml:space="preserve">An AI assistant that answers questions about the trip and changes the plan after the user's confirmation.</w:t>
-      </w:r>
-    </w:p>
-    <w:p>
-      <w:pPr>
-        <w:pStyle w:val="ListParagraph"/>
-        <w:numPr>
-          <w:ilvl w:val="0"/>
-          <w:numId w:val="2"/>
-        </w:numPr>
-        <w:spacing w:after="80" w:line="300"/>
-        <w:jc w:val="both"/>
-      </w:pPr>
-      <w:r>
-        <w:rPr>
-          <w:rFonts w:ascii="Times New Roman" w:cs="Times New Roman" w:eastAsia="Times New Roman" w:hAnsi="Times New Roman"/>
-          <w:b w:val="false"/>
-          <w:bCs w:val="false"/>
-          <w:sz w:val="24"/>
-          <w:szCs w:val="24"/>
-        </w:rPr>
-        <w:t xml:space="preserve">A community feed where users share posts about places they visited.</w:t>
-      </w:r>
-    </w:p>
-    <w:p>
-      <w:pPr>
-        <w:pStyle w:val="ListParagraph"/>
-        <w:numPr>
-          <w:ilvl w:val="0"/>
-          <w:numId w:val="2"/>
-        </w:numPr>
-        <w:spacing w:after="80" w:line="300"/>
-        <w:jc w:val="both"/>
-      </w:pPr>
-      <w:r>
-        <w:rPr>
-          <w:rFonts w:ascii="Times New Roman" w:cs="Times New Roman" w:eastAsia="Times New Roman" w:hAnsi="Times New Roman"/>
-          <w:b w:val="false"/>
-          <w:bCs w:val="false"/>
-          <w:sz w:val="24"/>
-          <w:szCs w:val="24"/>
-        </w:rPr>
-        <w:t xml:space="preserve">A verified database of places in Astana, partly based on recommendations from local residents.</w:t>
-      </w:r>
-    </w:p>
-    <w:p>
-      <w:pPr>
-        <w:pStyle w:val="ListParagraph"/>
-        <w:numPr>
-          <w:ilvl w:val="0"/>
-          <w:numId w:val="2"/>
-        </w:numPr>
-        <w:spacing w:after="80" w:line="300"/>
-        <w:jc w:val="both"/>
-      </w:pPr>
-      <w:r>
-        <w:rPr>
-          <w:rFonts w:ascii="Times New Roman" w:cs="Times New Roman" w:eastAsia="Times New Roman" w:hAnsi="Times New Roman"/>
-          <w:b w:val="false"/>
-          <w:bCs w:val="false"/>
-          <w:sz w:val="24"/>
-          <w:szCs w:val="24"/>
-        </w:rPr>
-        <w:t xml:space="preserve">Evaluation results: plan generation time, share of plans within budget, synchronization time and a System Usability Scale (SUS) score of at least 70.</w:t>
-      </w:r>
-    </w:p>
-    <w:p>
-      <w:pPr>
-        <w:pStyle w:val="Heading1"/>
-        <w:keepNext/>
-        <w:spacing w:after="120" w:before="240"/>
-      </w:pPr>
-      <w:r>
-        <w:rPr>
-          <w:rFonts w:ascii="Times New Roman" w:cs="Times New Roman" w:eastAsia="Times New Roman" w:hAnsi="Times New Roman"/>
-          <w:b/>
-          <w:bCs/>
-          <w:sz w:val="28"/>
-          <w:szCs w:val="28"/>
-        </w:rPr>
-        <w:t xml:space="preserve">6. Project Scope</w:t>
-      </w:r>
-    </w:p>
-    <w:p>
-      <w:pPr>
-        <w:pStyle w:val="Heading2"/>
-        <w:keepNext/>
-        <w:spacing w:after="100" w:before="180"/>
-      </w:pPr>
-      <w:r>
-        <w:rPr>
-          <w:rFonts w:ascii="Times New Roman" w:cs="Times New Roman" w:eastAsia="Times New Roman" w:hAnsi="Times New Roman"/>
-          <w:b/>
-          <w:bCs/>
-          <w:sz w:val="24"/>
-          <w:szCs w:val="24"/>
-        </w:rPr>
-        <w:t xml:space="preserve">6.1 In Scope</w:t>
-      </w:r>
-    </w:p>
-    <w:p>
-      <w:pPr>
-        <w:pStyle w:val="ListParagraph"/>
-        <w:numPr>
-          <w:ilvl w:val="0"/>
-          <w:numId w:val="2"/>
-        </w:numPr>
-        <w:spacing w:after="80" w:line="300"/>
-        <w:jc w:val="both"/>
-      </w:pPr>
-      <w:r>
-        <w:rPr>
-          <w:rFonts w:ascii="Times New Roman" w:cs="Times New Roman" w:eastAsia="Times New Roman" w:hAnsi="Times New Roman"/>
-          <w:b w:val="false"/>
-          <w:bCs w:val="false"/>
-          <w:sz w:val="24"/>
-          <w:szCs w:val="24"/>
-        </w:rPr>
-        <w:t xml:space="preserve">Trips to Astana: trip creation, AI-generated day-by-day plan, accommodation suggestions, budget distribution and interactive map.</w:t>
-      </w:r>
-    </w:p>
-    <w:p>
-      <w:pPr>
-        <w:pStyle w:val="ListParagraph"/>
-        <w:numPr>
-          <w:ilvl w:val="0"/>
-          <w:numId w:val="2"/>
-        </w:numPr>
-        <w:spacing w:after="80" w:line="300"/>
-        <w:jc w:val="both"/>
-      </w:pPr>
-      <w:r>
-        <w:rPr>
-          <w:rFonts w:ascii="Times New Roman" w:cs="Times New Roman" w:eastAsia="Times New Roman" w:hAnsi="Times New Roman"/>
-          <w:b w:val="false"/>
-          <w:bCs w:val="false"/>
-          <w:sz w:val="24"/>
-          <w:szCs w:val="24"/>
-        </w:rPr>
-        <w:t xml:space="preserve">Collaboration: invitations by link or code, voting, comments, trip chat, optional expense splitting.</w:t>
-      </w:r>
-    </w:p>
-    <w:p>
-      <w:pPr>
-        <w:pStyle w:val="ListParagraph"/>
-        <w:numPr>
-          <w:ilvl w:val="0"/>
-          <w:numId w:val="2"/>
-        </w:numPr>
-        <w:spacing w:after="80" w:line="300"/>
-        <w:jc w:val="both"/>
-      </w:pPr>
-      <w:r>
-        <w:rPr>
-          <w:rFonts w:ascii="Times New Roman" w:cs="Times New Roman" w:eastAsia="Times New Roman" w:hAnsi="Times New Roman"/>
-          <w:b w:val="false"/>
-          <w:bCs w:val="false"/>
-          <w:sz w:val="24"/>
-          <w:szCs w:val="24"/>
-        </w:rPr>
-        <w:t xml:space="preserve">AI assistant with user confirmation of every change.</w:t>
-      </w:r>
-    </w:p>
-    <w:p>
-      <w:pPr>
-        <w:pStyle w:val="ListParagraph"/>
-        <w:numPr>
-          <w:ilvl w:val="0"/>
-          <w:numId w:val="2"/>
-        </w:numPr>
-        <w:spacing w:after="80" w:line="300"/>
-        <w:jc w:val="both"/>
-      </w:pPr>
-      <w:r>
-        <w:rPr>
-          <w:rFonts w:ascii="Times New Roman" w:cs="Times New Roman" w:eastAsia="Times New Roman" w:hAnsi="Times New Roman"/>
-          <w:b w:val="false"/>
-          <w:bCs w:val="false"/>
-          <w:sz w:val="24"/>
-          <w:szCs w:val="24"/>
-        </w:rPr>
-        <w:t xml:space="preserve">Community feed with posts linked to places and reporting of inappropriate posts.</w:t>
-      </w:r>
-    </w:p>
-    <w:p>
-      <w:pPr>
-        <w:pStyle w:val="ListParagraph"/>
-        <w:numPr>
-          <w:ilvl w:val="0"/>
-          <w:numId w:val="2"/>
-        </w:numPr>
-        <w:spacing w:after="80" w:line="300"/>
-        <w:jc w:val="both"/>
-      </w:pPr>
-      <w:r>
-        <w:rPr>
-          <w:rFonts w:ascii="Times New Roman" w:cs="Times New Roman" w:eastAsia="Times New Roman" w:hAnsi="Times New Roman"/>
-          <w:b w:val="false"/>
-          <w:bCs w:val="false"/>
-          <w:sz w:val="24"/>
-          <w:szCs w:val="24"/>
-        </w:rPr>
-        <w:t xml:space="preserve">Weather-aware suggestions and local events on the travel dates.</w:t>
-      </w:r>
-    </w:p>
-    <w:p>
-      <w:pPr>
-        <w:pStyle w:val="ListParagraph"/>
-        <w:numPr>
-          <w:ilvl w:val="0"/>
-          <w:numId w:val="2"/>
-        </w:numPr>
-        <w:spacing w:after="80" w:line="300"/>
-        <w:jc w:val="both"/>
-      </w:pPr>
-      <w:r>
-        <w:rPr>
-          <w:rFonts w:ascii="Times New Roman" w:cs="Times New Roman" w:eastAsia="Times New Roman" w:hAnsi="Times New Roman"/>
-          <w:b w:val="false"/>
-          <w:bCs w:val="false"/>
-          <w:sz w:val="24"/>
-          <w:szCs w:val="24"/>
-        </w:rPr>
-        <w:t xml:space="preserve">Links to booking and map services, offline access to a saved plan.</w:t>
-      </w:r>
-    </w:p>
-    <w:p>
-      <w:pPr>
-        <w:pStyle w:val="ListParagraph"/>
-        <w:numPr>
-          <w:ilvl w:val="0"/>
-          <w:numId w:val="2"/>
-        </w:numPr>
-        <w:spacing w:after="80" w:line="300"/>
-        <w:jc w:val="both"/>
-      </w:pPr>
-      <w:r>
-        <w:rPr>
-          <w:rFonts w:ascii="Times New Roman" w:cs="Times New Roman" w:eastAsia="Times New Roman" w:hAnsi="Times New Roman"/>
-          <w:b w:val="false"/>
-          <w:bCs w:val="false"/>
-          <w:sz w:val="24"/>
-          <w:szCs w:val="24"/>
-        </w:rPr>
-        <w:t xml:space="preserve">Android and iOS applications and a web version built from one Flutter codebase and sharing one backend. The mobile application is the primary client; the web version supports the same core scenarios with a layout adapted to larger screens.</w:t>
-      </w:r>
-    </w:p>
-    <w:p>
-      <w:pPr>
-        <w:pStyle w:val="Heading2"/>
-        <w:keepNext/>
-        <w:spacing w:after="100" w:before="180"/>
-      </w:pPr>
-      <w:r>
-        <w:rPr>
-          <w:rFonts w:ascii="Times New Roman" w:cs="Times New Roman" w:eastAsia="Times New Roman" w:hAnsi="Times New Roman"/>
-          <w:b/>
-          <w:bCs/>
-          <w:sz w:val="24"/>
-          <w:szCs w:val="24"/>
-        </w:rPr>
-        <w:t xml:space="preserve">6.2 Out of Scope</w:t>
-      </w:r>
-    </w:p>
-    <w:p>
-      <w:pPr>
-        <w:pStyle w:val="ListParagraph"/>
-        <w:numPr>
-          <w:ilvl w:val="0"/>
-          <w:numId w:val="2"/>
-        </w:numPr>
-        <w:spacing w:after="80" w:line="300"/>
-        <w:jc w:val="both"/>
-      </w:pPr>
-      <w:r>
-        <w:rPr>
-          <w:rFonts w:ascii="Times New Roman" w:cs="Times New Roman" w:eastAsia="Times New Roman" w:hAnsi="Times New Roman"/>
-          <w:b w:val="false"/>
-          <w:bCs w:val="false"/>
-          <w:sz w:val="24"/>
-          <w:szCs w:val="24"/>
-        </w:rPr>
-        <w:t xml:space="preserve">Cities other than Astana (planned for later stages) and trips outside Kazakhstan.</w:t>
-      </w:r>
-    </w:p>
-    <w:p>
-      <w:pPr>
-        <w:pStyle w:val="ListParagraph"/>
-        <w:numPr>
-          <w:ilvl w:val="0"/>
-          <w:numId w:val="2"/>
-        </w:numPr>
-        <w:spacing w:after="80" w:line="300"/>
-        <w:jc w:val="both"/>
-      </w:pPr>
-      <w:r>
-        <w:rPr>
-          <w:rFonts w:ascii="Times New Roman" w:cs="Times New Roman" w:eastAsia="Times New Roman" w:hAnsi="Times New Roman"/>
-          <w:b w:val="false"/>
-          <w:bCs w:val="false"/>
-          <w:sz w:val="24"/>
-          <w:szCs w:val="24"/>
-        </w:rPr>
-        <w:t xml:space="preserve">Booking and payment inside the application: the application only provides links to external services.</w:t>
-      </w:r>
-    </w:p>
-    <w:p>
-      <w:pPr>
-        <w:pStyle w:val="ListParagraph"/>
-        <w:numPr>
-          <w:ilvl w:val="0"/>
-          <w:numId w:val="2"/>
-        </w:numPr>
-        <w:spacing w:after="80" w:line="300"/>
-        <w:jc w:val="both"/>
-      </w:pPr>
-      <w:r>
-        <w:rPr>
-          <w:rFonts w:ascii="Times New Roman" w:cs="Times New Roman" w:eastAsia="Times New Roman" w:hAnsi="Times New Roman"/>
-          <w:b w:val="false"/>
-          <w:bCs w:val="false"/>
-          <w:sz w:val="24"/>
-          <w:szCs w:val="24"/>
-        </w:rPr>
-        <w:t xml:space="preserve">Flights and intercity transport planning.</w:t>
-      </w:r>
-    </w:p>
-    <w:p>
-      <w:pPr>
-        <w:pStyle w:val="ListParagraph"/>
-        <w:numPr>
-          <w:ilvl w:val="0"/>
-          <w:numId w:val="2"/>
-        </w:numPr>
-        <w:spacing w:after="80" w:line="300"/>
-        <w:jc w:val="both"/>
-      </w:pPr>
-      <w:r>
-        <w:rPr>
-          <w:rFonts w:ascii="Times New Roman" w:cs="Times New Roman" w:eastAsia="Times New Roman" w:hAnsi="Times New Roman"/>
-          <w:b w:val="false"/>
-          <w:bCs w:val="false"/>
-          <w:sz w:val="24"/>
-          <w:szCs w:val="24"/>
-        </w:rPr>
-        <w:t xml:space="preserve">Features that exist only in the web version: both clients provide the same core functionality.</w:t>
-      </w:r>
-    </w:p>
-    <w:p>
-      <w:pPr>
-        <w:pStyle w:val="ListParagraph"/>
-        <w:numPr>
-          <w:ilvl w:val="0"/>
-          <w:numId w:val="2"/>
-        </w:numPr>
-        <w:spacing w:after="80" w:line="300"/>
-        <w:jc w:val="both"/>
-      </w:pPr>
-      <w:r>
-        <w:rPr>
-          <w:rFonts w:ascii="Times New Roman" w:cs="Times New Roman" w:eastAsia="Times New Roman" w:hAnsi="Times New Roman"/>
-          <w:b w:val="false"/>
-          <w:bCs w:val="false"/>
-          <w:sz w:val="24"/>
-          <w:szCs w:val="24"/>
-        </w:rPr>
-        <w:t xml:space="preserve">Publication in the App Store and Google Play (the application will be distributed as test builds; the web version will be deployed to a test address).</w:t>
-      </w:r>
-    </w:p>
-    <w:p>
-      <w:pPr>
-        <w:pStyle w:val="Heading1"/>
-        <w:keepNext/>
-        <w:spacing w:after="120" w:before="240"/>
-      </w:pPr>
-      <w:r>
-        <w:rPr>
-          <w:rFonts w:ascii="Times New Roman" w:cs="Times New Roman" w:eastAsia="Times New Roman" w:hAnsi="Times New Roman"/>
-          <w:b/>
-          <w:bCs/>
-          <w:sz w:val="28"/>
-          <w:szCs w:val="28"/>
-        </w:rPr>
-        <w:t xml:space="preserve">7. Engineering Complexity</w:t>
-      </w:r>
-    </w:p>
-    <w:p>
-      <w:pPr>
-        <w:spacing w:after="120" w:line="300"/>
-        <w:jc w:val="both"/>
-      </w:pPr>
-      <w:r>
-        <w:rPr>
-          <w:rFonts w:ascii="Times New Roman" w:cs="Times New Roman" w:eastAsia="Times New Roman" w:hAnsi="Times New Roman"/>
-          <w:b w:val="false"/>
-          <w:bCs w:val="false"/>
-          <w:sz w:val="24"/>
-          <w:szCs w:val="24"/>
-        </w:rPr>
-        <w:t xml:space="preserve">The project involves several interconnected components: mobile and web clients built from one codebase, a backend with real-time synchronization between trip participants, a database, an AI module and integrations with external services (maps, weather and events). Generating a plan is a constrained planning problem: the plan must respect the budget, the dates and the opening hours of places. Research shows that large language models alone often violate such constraints, so the project uses a hybrid approach in which the language model interprets requests, while the places come from a verified database and the budget and routes are calculated by code.</w:t>
-      </w:r>
-    </w:p>
-    <w:p>
-      <w:pPr>
-        <w:pStyle w:val="Heading1"/>
-        <w:keepNext/>
-        <w:spacing w:after="120" w:before="240"/>
-      </w:pPr>
-      <w:r>
-        <w:rPr>
-          <w:rFonts w:ascii="Times New Roman" w:cs="Times New Roman" w:eastAsia="Times New Roman" w:hAnsi="Times New Roman"/>
-          <w:b/>
-          <w:bCs/>
-          <w:sz w:val="28"/>
-          <w:szCs w:val="28"/>
-        </w:rPr>
-        <w:t xml:space="preserve">8. Main Milestones</w:t>
+        <w:t xml:space="preserve">4. Mandatory MVP Outcomes</w:t>
       </w:r>
     </w:p>
     <w:tbl>
@@ -1409,8 +715,9 @@
         </w:tblBorders>
       </w:tblPr>
       <w:tblGrid>
-        <w:gridCol w:w="2400"/>
-        <w:gridCol w:w="6626"/>
+        <w:gridCol w:w="2200"/>
+        <w:gridCol w:w="5226"/>
+        <w:gridCol w:w="1600"/>
       </w:tblGrid>
       <w:tr>
         <w:trPr>
@@ -1419,7 +726,7 @@
         </w:trPr>
         <w:tc>
           <w:tcPr>
-            <w:tcW w:type="dxa" w:w="2400"/>
+            <w:tcW w:type="dxa" w:w="2200"/>
             <w:tcBorders>
               <w:top w:val="single" w:color="000000" w:sz="4"/>
               <w:left w:val="single" w:color="000000" w:sz="4"/>
@@ -1439,16 +746,16 @@
                 <w:rFonts w:ascii="Times New Roman" w:cs="Times New Roman" w:eastAsia="Times New Roman" w:hAnsi="Times New Roman"/>
                 <w:b/>
                 <w:bCs/>
-                <w:sz w:val="21"/>
-                <w:szCs w:val="21"/>
-              </w:rPr>
-              <w:t xml:space="preserve">Milestone</w:t>
-            </w:r>
-          </w:p>
-        </w:tc>
-        <w:tc>
-          <w:tcPr>
-            <w:tcW w:type="dxa" w:w="6626"/>
+                <w:sz w:val="19"/>
+                <w:szCs w:val="19"/>
+              </w:rPr>
+              <w:t xml:space="preserve">MVP outcome</w:t>
+            </w:r>
+          </w:p>
+        </w:tc>
+        <w:tc>
+          <w:tcPr>
+            <w:tcW w:type="dxa" w:w="5226"/>
             <w:tcBorders>
               <w:top w:val="single" w:color="000000" w:sz="4"/>
               <w:left w:val="single" w:color="000000" w:sz="4"/>
@@ -1468,10 +775,39 @@
                 <w:rFonts w:ascii="Times New Roman" w:cs="Times New Roman" w:eastAsia="Times New Roman" w:hAnsi="Times New Roman"/>
                 <w:b/>
                 <w:bCs/>
-                <w:sz w:val="21"/>
-                <w:szCs w:val="21"/>
-              </w:rPr>
-              <w:t xml:space="preserve">Content</w:t>
+                <w:sz w:val="19"/>
+                <w:szCs w:val="19"/>
+              </w:rPr>
+              <w:t xml:space="preserve">User outcome</w:t>
+            </w:r>
+          </w:p>
+        </w:tc>
+        <w:tc>
+          <w:tcPr>
+            <w:tcW w:type="dxa" w:w="1600"/>
+            <w:tcBorders>
+              <w:top w:val="single" w:color="000000" w:sz="4"/>
+              <w:left w:val="single" w:color="000000" w:sz="4"/>
+              <w:bottom w:val="single" w:color="000000" w:sz="4"/>
+              <w:right w:val="single" w:color="000000" w:sz="4"/>
+            </w:tcBorders>
+            <w:tcMar>
+              <w:top w:type="dxa" w:w="50"/>
+              <w:left w:type="dxa" w:w="80"/>
+              <w:bottom w:type="dxa" w:w="50"/>
+              <w:right w:type="dxa" w:w="80"/>
+            </w:tcMar>
+          </w:tcPr>
+          <w:p>
+            <w:r>
+              <w:rPr>
+                <w:rFonts w:ascii="Times New Roman" w:cs="Times New Roman" w:eastAsia="Times New Roman" w:hAnsi="Times New Roman"/>
+                <w:b/>
+                <w:bCs/>
+                <w:sz w:val="19"/>
+                <w:szCs w:val="19"/>
+              </w:rPr>
+              <w:t xml:space="preserve">Requirements</w:t>
             </w:r>
           </w:p>
         </w:tc>
@@ -1483,59 +819,88 @@
         </w:trPr>
         <w:tc>
           <w:tcPr>
-            <w:tcW w:type="dxa" w:w="2400"/>
-            <w:tcBorders>
-              <w:top w:val="single" w:color="000000" w:sz="4"/>
-              <w:left w:val="single" w:color="000000" w:sz="4"/>
-              <w:bottom w:val="single" w:color="000000" w:sz="4"/>
-              <w:right w:val="single" w:color="000000" w:sz="4"/>
-            </w:tcBorders>
-            <w:tcMar>
-              <w:top w:type="dxa" w:w="50"/>
-              <w:left w:type="dxa" w:w="80"/>
-              <w:bottom w:type="dxa" w:w="50"/>
-              <w:right w:type="dxa" w:w="80"/>
-            </w:tcMar>
-          </w:tcPr>
-          <w:p>
-            <w:r>
-              <w:rPr>
-                <w:rFonts w:ascii="Times New Roman" w:cs="Times New Roman" w:eastAsia="Times New Roman" w:hAnsi="Times New Roman"/>
-                <w:b w:val="false"/>
-                <w:bCs w:val="false"/>
-                <w:sz w:val="21"/>
-                <w:szCs w:val="21"/>
-              </w:rPr>
-              <w:t xml:space="preserve">Pre-defense 1 — 24 October 2026</w:t>
-            </w:r>
-          </w:p>
-        </w:tc>
-        <w:tc>
-          <w:tcPr>
-            <w:tcW w:type="dxa" w:w="6626"/>
-            <w:tcBorders>
-              <w:top w:val="single" w:color="000000" w:sz="4"/>
-              <w:left w:val="single" w:color="000000" w:sz="4"/>
-              <w:bottom w:val="single" w:color="000000" w:sz="4"/>
-              <w:right w:val="single" w:color="000000" w:sz="4"/>
-            </w:tcBorders>
-            <w:tcMar>
-              <w:top w:type="dxa" w:w="50"/>
-              <w:left w:type="dxa" w:w="80"/>
-              <w:bottom w:type="dxa" w:w="50"/>
-              <w:right w:type="dxa" w:w="80"/>
-            </w:tcMar>
-          </w:tcPr>
-          <w:p>
-            <w:r>
-              <w:rPr>
-                <w:rFonts w:ascii="Times New Roman" w:cs="Times New Roman" w:eastAsia="Times New Roman" w:hAnsi="Times New Roman"/>
-                <w:b w:val="false"/>
-                <w:bCs w:val="false"/>
-                <w:sz w:val="21"/>
-                <w:szCs w:val="21"/>
-              </w:rPr>
-              <w:t xml:space="preserve">Proposal, literature review, existing system and technology comparison, requirements, architecture diagrams, mockups, verification plan, Git repository and YouTrack project</w:t>
+            <w:tcW w:type="dxa" w:w="2200"/>
+            <w:tcBorders>
+              <w:top w:val="single" w:color="000000" w:sz="4"/>
+              <w:left w:val="single" w:color="000000" w:sz="4"/>
+              <w:bottom w:val="single" w:color="000000" w:sz="4"/>
+              <w:right w:val="single" w:color="000000" w:sz="4"/>
+            </w:tcBorders>
+            <w:tcMar>
+              <w:top w:type="dxa" w:w="50"/>
+              <w:left w:type="dxa" w:w="80"/>
+              <w:bottom w:type="dxa" w:w="50"/>
+              <w:right w:type="dxa" w:w="80"/>
+            </w:tcMar>
+          </w:tcPr>
+          <w:p>
+            <w:r>
+              <w:rPr>
+                <w:rFonts w:ascii="Times New Roman" w:cs="Times New Roman" w:eastAsia="Times New Roman" w:hAnsi="Times New Roman"/>
+                <w:b w:val="false"/>
+                <w:bCs w:val="false"/>
+                <w:sz w:val="19"/>
+                <w:szCs w:val="19"/>
+              </w:rPr>
+              <w:t xml:space="preserve">M1 Create a trip</w:t>
+            </w:r>
+          </w:p>
+        </w:tc>
+        <w:tc>
+          <w:tcPr>
+            <w:tcW w:type="dxa" w:w="5226"/>
+            <w:tcBorders>
+              <w:top w:val="single" w:color="000000" w:sz="4"/>
+              <w:left w:val="single" w:color="000000" w:sz="4"/>
+              <w:bottom w:val="single" w:color="000000" w:sz="4"/>
+              <w:right w:val="single" w:color="000000" w:sz="4"/>
+            </w:tcBorders>
+            <w:tcMar>
+              <w:top w:type="dxa" w:w="50"/>
+              <w:left w:type="dxa" w:w="80"/>
+              <w:bottom w:type="dxa" w:w="50"/>
+              <w:right w:type="dxa" w:w="80"/>
+            </w:tcMar>
+          </w:tcPr>
+          <w:p>
+            <w:r>
+              <w:rPr>
+                <w:rFonts w:ascii="Times New Roman" w:cs="Times New Roman" w:eastAsia="Times New Roman" w:hAnsi="Times New Roman"/>
+                <w:b w:val="false"/>
+                <w:bCs w:val="false"/>
+                <w:sz w:val="19"/>
+                <w:szCs w:val="19"/>
+              </w:rPr>
+              <w:t xml:space="preserve">Enter Astana dates, traveler count, interests and an estimated budget; invalid input is rejected.</w:t>
+            </w:r>
+          </w:p>
+        </w:tc>
+        <w:tc>
+          <w:tcPr>
+            <w:tcW w:type="dxa" w:w="1600"/>
+            <w:tcBorders>
+              <w:top w:val="single" w:color="000000" w:sz="4"/>
+              <w:left w:val="single" w:color="000000" w:sz="4"/>
+              <w:bottom w:val="single" w:color="000000" w:sz="4"/>
+              <w:right w:val="single" w:color="000000" w:sz="4"/>
+            </w:tcBorders>
+            <w:tcMar>
+              <w:top w:type="dxa" w:w="50"/>
+              <w:left w:type="dxa" w:w="80"/>
+              <w:bottom w:type="dxa" w:w="50"/>
+              <w:right w:type="dxa" w:w="80"/>
+            </w:tcMar>
+          </w:tcPr>
+          <w:p>
+            <w:r>
+              <w:rPr>
+                <w:rFonts w:ascii="Times New Roman" w:cs="Times New Roman" w:eastAsia="Times New Roman" w:hAnsi="Times New Roman"/>
+                <w:b w:val="false"/>
+                <w:bCs w:val="false"/>
+                <w:sz w:val="19"/>
+                <w:szCs w:val="19"/>
+              </w:rPr>
+              <w:t xml:space="preserve">FR-01/02</w:t>
             </w:r>
           </w:p>
         </w:tc>
@@ -1547,59 +912,88 @@
         </w:trPr>
         <w:tc>
           <w:tcPr>
-            <w:tcW w:type="dxa" w:w="2400"/>
-            <w:tcBorders>
-              <w:top w:val="single" w:color="000000" w:sz="4"/>
-              <w:left w:val="single" w:color="000000" w:sz="4"/>
-              <w:bottom w:val="single" w:color="000000" w:sz="4"/>
-              <w:right w:val="single" w:color="000000" w:sz="4"/>
-            </w:tcBorders>
-            <w:tcMar>
-              <w:top w:type="dxa" w:w="50"/>
-              <w:left w:type="dxa" w:w="80"/>
-              <w:bottom w:type="dxa" w:w="50"/>
-              <w:right w:type="dxa" w:w="80"/>
-            </w:tcMar>
-          </w:tcPr>
-          <w:p>
-            <w:r>
-              <w:rPr>
-                <w:rFonts w:ascii="Times New Roman" w:cs="Times New Roman" w:eastAsia="Times New Roman" w:hAnsi="Times New Roman"/>
-                <w:b w:val="false"/>
-                <w:bCs w:val="false"/>
-                <w:sz w:val="21"/>
-                <w:szCs w:val="21"/>
-              </w:rPr>
-              <w:t xml:space="preserve">Pre-defense 2</w:t>
-            </w:r>
-          </w:p>
-        </w:tc>
-        <w:tc>
-          <w:tcPr>
-            <w:tcW w:type="dxa" w:w="6626"/>
-            <w:tcBorders>
-              <w:top w:val="single" w:color="000000" w:sz="4"/>
-              <w:left w:val="single" w:color="000000" w:sz="4"/>
-              <w:bottom w:val="single" w:color="000000" w:sz="4"/>
-              <w:right w:val="single" w:color="000000" w:sz="4"/>
-            </w:tcBorders>
-            <w:tcMar>
-              <w:top w:type="dxa" w:w="50"/>
-              <w:left w:type="dxa" w:w="80"/>
-              <w:bottom w:type="dxa" w:w="50"/>
-              <w:right w:type="dxa" w:w="80"/>
-            </w:tcMar>
-          </w:tcPr>
-          <w:p>
-            <w:r>
-              <w:rPr>
-                <w:rFonts w:ascii="Times New Roman" w:cs="Times New Roman" w:eastAsia="Times New Roman" w:hAnsi="Times New Roman"/>
-                <w:b w:val="false"/>
-                <w:bCs w:val="false"/>
-                <w:sz w:val="21"/>
-                <w:szCs w:val="21"/>
-              </w:rPr>
-              <w:t xml:space="preserve">Working prototype: trip creation, AI plan generation, map, basic collaboration</w:t>
+            <w:tcW w:type="dxa" w:w="2200"/>
+            <w:tcBorders>
+              <w:top w:val="single" w:color="000000" w:sz="4"/>
+              <w:left w:val="single" w:color="000000" w:sz="4"/>
+              <w:bottom w:val="single" w:color="000000" w:sz="4"/>
+              <w:right w:val="single" w:color="000000" w:sz="4"/>
+            </w:tcBorders>
+            <w:tcMar>
+              <w:top w:type="dxa" w:w="50"/>
+              <w:left w:type="dxa" w:w="80"/>
+              <w:bottom w:type="dxa" w:w="50"/>
+              <w:right w:type="dxa" w:w="80"/>
+            </w:tcMar>
+          </w:tcPr>
+          <w:p>
+            <w:r>
+              <w:rPr>
+                <w:rFonts w:ascii="Times New Roman" w:cs="Times New Roman" w:eastAsia="Times New Roman" w:hAnsi="Times New Roman"/>
+                <w:b w:val="false"/>
+                <w:bCs w:val="false"/>
+                <w:sz w:val="19"/>
+                <w:szCs w:val="19"/>
+              </w:rPr>
+              <w:t xml:space="preserve">M2 Generate a route</w:t>
+            </w:r>
+          </w:p>
+        </w:tc>
+        <w:tc>
+          <w:tcPr>
+            <w:tcW w:type="dxa" w:w="5226"/>
+            <w:tcBorders>
+              <w:top w:val="single" w:color="000000" w:sz="4"/>
+              <w:left w:val="single" w:color="000000" w:sz="4"/>
+              <w:bottom w:val="single" w:color="000000" w:sz="4"/>
+              <w:right w:val="single" w:color="000000" w:sz="4"/>
+            </w:tcBorders>
+            <w:tcMar>
+              <w:top w:type="dxa" w:w="50"/>
+              <w:left w:type="dxa" w:w="80"/>
+              <w:bottom w:type="dxa" w:w="50"/>
+              <w:right w:type="dxa" w:w="80"/>
+            </w:tcMar>
+          </w:tcPr>
+          <w:p>
+            <w:r>
+              <w:rPr>
+                <w:rFonts w:ascii="Times New Roman" w:cs="Times New Roman" w:eastAsia="Times New Roman" w:hAnsi="Times New Roman"/>
+                <w:b w:val="false"/>
+                <w:bCs w:val="false"/>
+                <w:sz w:val="19"/>
+                <w:szCs w:val="19"/>
+              </w:rPr>
+              <w:t xml:space="preserve">Receive a grounded itinerary draft from checked catalog places, inspect it and explicitly confirm a valid plan.</w:t>
+            </w:r>
+          </w:p>
+        </w:tc>
+        <w:tc>
+          <w:tcPr>
+            <w:tcW w:type="dxa" w:w="1600"/>
+            <w:tcBorders>
+              <w:top w:val="single" w:color="000000" w:sz="4"/>
+              <w:left w:val="single" w:color="000000" w:sz="4"/>
+              <w:bottom w:val="single" w:color="000000" w:sz="4"/>
+              <w:right w:val="single" w:color="000000" w:sz="4"/>
+            </w:tcBorders>
+            <w:tcMar>
+              <w:top w:type="dxa" w:w="50"/>
+              <w:left w:type="dxa" w:w="80"/>
+              <w:bottom w:type="dxa" w:w="50"/>
+              <w:right w:type="dxa" w:w="80"/>
+            </w:tcMar>
+          </w:tcPr>
+          <w:p>
+            <w:r>
+              <w:rPr>
+                <w:rFonts w:ascii="Times New Roman" w:cs="Times New Roman" w:eastAsia="Times New Roman" w:hAnsi="Times New Roman"/>
+                <w:b w:val="false"/>
+                <w:bCs w:val="false"/>
+                <w:sz w:val="19"/>
+                <w:szCs w:val="19"/>
+              </w:rPr>
+              <w:t xml:space="preserve">FR-03/04</w:t>
             </w:r>
           </w:p>
         </w:tc>
@@ -1611,64 +1005,1645 @@
         </w:trPr>
         <w:tc>
           <w:tcPr>
-            <w:tcW w:type="dxa" w:w="2400"/>
-            <w:tcBorders>
-              <w:top w:val="single" w:color="000000" w:sz="4"/>
-              <w:left w:val="single" w:color="000000" w:sz="4"/>
-              <w:bottom w:val="single" w:color="000000" w:sz="4"/>
-              <w:right w:val="single" w:color="000000" w:sz="4"/>
-            </w:tcBorders>
-            <w:tcMar>
-              <w:top w:type="dxa" w:w="50"/>
-              <w:left w:type="dxa" w:w="80"/>
-              <w:bottom w:type="dxa" w:w="50"/>
-              <w:right w:type="dxa" w:w="80"/>
-            </w:tcMar>
-          </w:tcPr>
-          <w:p>
-            <w:r>
-              <w:rPr>
-                <w:rFonts w:ascii="Times New Roman" w:cs="Times New Roman" w:eastAsia="Times New Roman" w:hAnsi="Times New Roman"/>
-                <w:b w:val="false"/>
-                <w:bCs w:val="false"/>
+            <w:tcW w:type="dxa" w:w="2200"/>
+            <w:tcBorders>
+              <w:top w:val="single" w:color="000000" w:sz="4"/>
+              <w:left w:val="single" w:color="000000" w:sz="4"/>
+              <w:bottom w:val="single" w:color="000000" w:sz="4"/>
+              <w:right w:val="single" w:color="000000" w:sz="4"/>
+            </w:tcBorders>
+            <w:tcMar>
+              <w:top w:type="dxa" w:w="50"/>
+              <w:left w:type="dxa" w:w="80"/>
+              <w:bottom w:type="dxa" w:w="50"/>
+              <w:right w:type="dxa" w:w="80"/>
+            </w:tcMar>
+          </w:tcPr>
+          <w:p>
+            <w:r>
+              <w:rPr>
+                <w:rFonts w:ascii="Times New Roman" w:cs="Times New Roman" w:eastAsia="Times New Roman" w:hAnsi="Times New Roman"/>
+                <w:b w:val="false"/>
+                <w:bCs w:val="false"/>
+                <w:sz w:val="19"/>
+                <w:szCs w:val="19"/>
+              </w:rPr>
+              <w:t xml:space="preserve">M3 Budget the plan</w:t>
+            </w:r>
+          </w:p>
+        </w:tc>
+        <w:tc>
+          <w:tcPr>
+            <w:tcW w:type="dxa" w:w="5226"/>
+            <w:tcBorders>
+              <w:top w:val="single" w:color="000000" w:sz="4"/>
+              <w:left w:val="single" w:color="000000" w:sz="4"/>
+              <w:bottom w:val="single" w:color="000000" w:sz="4"/>
+              <w:right w:val="single" w:color="000000" w:sz="4"/>
+            </w:tcBorders>
+            <w:tcMar>
+              <w:top w:type="dxa" w:w="50"/>
+              <w:left w:type="dxa" w:w="80"/>
+              <w:bottom w:type="dxa" w:w="50"/>
+              <w:right w:type="dxa" w:w="80"/>
+            </w:tcMar>
+          </w:tcPr>
+          <w:p>
+            <w:r>
+              <w:rPr>
+                <w:rFonts w:ascii="Times New Roman" w:cs="Times New Roman" w:eastAsia="Times New Roman" w:hAnsi="Times New Roman"/>
+                <w:b w:val="false"/>
+                <w:bCs w:val="false"/>
+                <w:sz w:val="19"/>
+                <w:szCs w:val="19"/>
+              </w:rPr>
+              <w:t xml:space="preserve">See daily, category and whole-trip estimates and the remaining budget; edits trigger recalculation.</w:t>
+            </w:r>
+          </w:p>
+        </w:tc>
+        <w:tc>
+          <w:tcPr>
+            <w:tcW w:type="dxa" w:w="1600"/>
+            <w:tcBorders>
+              <w:top w:val="single" w:color="000000" w:sz="4"/>
+              <w:left w:val="single" w:color="000000" w:sz="4"/>
+              <w:bottom w:val="single" w:color="000000" w:sz="4"/>
+              <w:right w:val="single" w:color="000000" w:sz="4"/>
+            </w:tcBorders>
+            <w:tcMar>
+              <w:top w:type="dxa" w:w="50"/>
+              <w:left w:type="dxa" w:w="80"/>
+              <w:bottom w:type="dxa" w:w="50"/>
+              <w:right w:type="dxa" w:w="80"/>
+            </w:tcMar>
+          </w:tcPr>
+          <w:p>
+            <w:r>
+              <w:rPr>
+                <w:rFonts w:ascii="Times New Roman" w:cs="Times New Roman" w:eastAsia="Times New Roman" w:hAnsi="Times New Roman"/>
+                <w:b w:val="false"/>
+                <w:bCs w:val="false"/>
+                <w:sz w:val="19"/>
+                <w:szCs w:val="19"/>
+              </w:rPr>
+              <w:t xml:space="preserve">FR-06</w:t>
+            </w:r>
+          </w:p>
+        </w:tc>
+      </w:tr>
+      <w:tr>
+        <w:trPr>
+          <w:cantSplit/>
+          <w:tblHeader w:val="false"/>
+        </w:trPr>
+        <w:tc>
+          <w:tcPr>
+            <w:tcW w:type="dxa" w:w="2200"/>
+            <w:tcBorders>
+              <w:top w:val="single" w:color="000000" w:sz="4"/>
+              <w:left w:val="single" w:color="000000" w:sz="4"/>
+              <w:bottom w:val="single" w:color="000000" w:sz="4"/>
+              <w:right w:val="single" w:color="000000" w:sz="4"/>
+            </w:tcBorders>
+            <w:tcMar>
+              <w:top w:type="dxa" w:w="50"/>
+              <w:left w:type="dxa" w:w="80"/>
+              <w:bottom w:type="dxa" w:w="50"/>
+              <w:right w:type="dxa" w:w="80"/>
+            </w:tcMar>
+          </w:tcPr>
+          <w:p>
+            <w:r>
+              <w:rPr>
+                <w:rFonts w:ascii="Times New Roman" w:cs="Times New Roman" w:eastAsia="Times New Roman" w:hAnsi="Times New Roman"/>
+                <w:b w:val="false"/>
+                <w:bCs w:val="false"/>
+                <w:sz w:val="19"/>
+                <w:szCs w:val="19"/>
+              </w:rPr>
+              <w:t xml:space="preserve">M4 View the map</w:t>
+            </w:r>
+          </w:p>
+        </w:tc>
+        <w:tc>
+          <w:tcPr>
+            <w:tcW w:type="dxa" w:w="5226"/>
+            <w:tcBorders>
+              <w:top w:val="single" w:color="000000" w:sz="4"/>
+              <w:left w:val="single" w:color="000000" w:sz="4"/>
+              <w:bottom w:val="single" w:color="000000" w:sz="4"/>
+              <w:right w:val="single" w:color="000000" w:sz="4"/>
+            </w:tcBorders>
+            <w:tcMar>
+              <w:top w:type="dxa" w:w="50"/>
+              <w:left w:type="dxa" w:w="80"/>
+              <w:bottom w:type="dxa" w:w="50"/>
+              <w:right w:type="dxa" w:w="80"/>
+            </w:tcMar>
+          </w:tcPr>
+          <w:p>
+            <w:r>
+              <w:rPr>
+                <w:rFonts w:ascii="Times New Roman" w:cs="Times New Roman" w:eastAsia="Times New Roman" w:hAnsi="Times New Roman"/>
+                <w:b w:val="false"/>
+                <w:bCs w:val="false"/>
+                <w:sz w:val="19"/>
+                <w:szCs w:val="19"/>
+              </w:rPr>
+              <w:t xml:space="preserve">See the same selected day and ordered catalog places on the map; provider failures remain visible.</w:t>
+            </w:r>
+          </w:p>
+        </w:tc>
+        <w:tc>
+          <w:tcPr>
+            <w:tcW w:type="dxa" w:w="1600"/>
+            <w:tcBorders>
+              <w:top w:val="single" w:color="000000" w:sz="4"/>
+              <w:left w:val="single" w:color="000000" w:sz="4"/>
+              <w:bottom w:val="single" w:color="000000" w:sz="4"/>
+              <w:right w:val="single" w:color="000000" w:sz="4"/>
+            </w:tcBorders>
+            <w:tcMar>
+              <w:top w:type="dxa" w:w="50"/>
+              <w:left w:type="dxa" w:w="80"/>
+              <w:bottom w:type="dxa" w:w="50"/>
+              <w:right w:type="dxa" w:w="80"/>
+            </w:tcMar>
+          </w:tcPr>
+          <w:p>
+            <w:r>
+              <w:rPr>
+                <w:rFonts w:ascii="Times New Roman" w:cs="Times New Roman" w:eastAsia="Times New Roman" w:hAnsi="Times New Roman"/>
+                <w:b w:val="false"/>
+                <w:bCs w:val="false"/>
+                <w:sz w:val="19"/>
+                <w:szCs w:val="19"/>
+              </w:rPr>
+              <w:t xml:space="preserve">FR-07</w:t>
+            </w:r>
+          </w:p>
+        </w:tc>
+      </w:tr>
+      <w:tr>
+        <w:trPr>
+          <w:cantSplit/>
+          <w:tblHeader w:val="false"/>
+        </w:trPr>
+        <w:tc>
+          <w:tcPr>
+            <w:tcW w:type="dxa" w:w="2200"/>
+            <w:tcBorders>
+              <w:top w:val="single" w:color="000000" w:sz="4"/>
+              <w:left w:val="single" w:color="000000" w:sz="4"/>
+              <w:bottom w:val="single" w:color="000000" w:sz="4"/>
+              <w:right w:val="single" w:color="000000" w:sz="4"/>
+            </w:tcBorders>
+            <w:tcMar>
+              <w:top w:type="dxa" w:w="50"/>
+              <w:left w:type="dxa" w:w="80"/>
+              <w:bottom w:type="dxa" w:w="50"/>
+              <w:right w:type="dxa" w:w="80"/>
+            </w:tcMar>
+          </w:tcPr>
+          <w:p>
+            <w:r>
+              <w:rPr>
+                <w:rFonts w:ascii="Times New Roman" w:cs="Times New Roman" w:eastAsia="Times New Roman" w:hAnsi="Times New Roman"/>
+                <w:b w:val="false"/>
+                <w:bCs w:val="false"/>
+                <w:sz w:val="19"/>
+                <w:szCs w:val="19"/>
+              </w:rPr>
+              <w:t xml:space="preserve">M5 Plan together</w:t>
+            </w:r>
+          </w:p>
+        </w:tc>
+        <w:tc>
+          <w:tcPr>
+            <w:tcW w:type="dxa" w:w="5226"/>
+            <w:tcBorders>
+              <w:top w:val="single" w:color="000000" w:sz="4"/>
+              <w:left w:val="single" w:color="000000" w:sz="4"/>
+              <w:bottom w:val="single" w:color="000000" w:sz="4"/>
+              <w:right w:val="single" w:color="000000" w:sz="4"/>
+            </w:tcBorders>
+            <w:tcMar>
+              <w:top w:type="dxa" w:w="50"/>
+              <w:left w:type="dxa" w:w="80"/>
+              <w:bottom w:type="dxa" w:w="50"/>
+              <w:right w:type="dxa" w:w="80"/>
+            </w:tcMar>
+          </w:tcPr>
+          <w:p>
+            <w:r>
+              <w:rPr>
+                <w:rFonts w:ascii="Times New Roman" w:cs="Times New Roman" w:eastAsia="Times New Roman" w:hAnsi="Times New Roman"/>
+                <w:b w:val="false"/>
+                <w:bCs w:val="false"/>
+                <w:sz w:val="19"/>
+                <w:szCs w:val="19"/>
+              </w:rPr>
+              <w:t xml:space="preserve">Invite a participant, edit the shared plan and vote on itinerary items; stale writes do not overwrite changes.</w:t>
+            </w:r>
+          </w:p>
+        </w:tc>
+        <w:tc>
+          <w:tcPr>
+            <w:tcW w:type="dxa" w:w="1600"/>
+            <w:tcBorders>
+              <w:top w:val="single" w:color="000000" w:sz="4"/>
+              <w:left w:val="single" w:color="000000" w:sz="4"/>
+              <w:bottom w:val="single" w:color="000000" w:sz="4"/>
+              <w:right w:val="single" w:color="000000" w:sz="4"/>
+            </w:tcBorders>
+            <w:tcMar>
+              <w:top w:type="dxa" w:w="50"/>
+              <w:left w:type="dxa" w:w="80"/>
+              <w:bottom w:type="dxa" w:w="50"/>
+              <w:right w:type="dxa" w:w="80"/>
+            </w:tcMar>
+          </w:tcPr>
+          <w:p>
+            <w:r>
+              <w:rPr>
+                <w:rFonts w:ascii="Times New Roman" w:cs="Times New Roman" w:eastAsia="Times New Roman" w:hAnsi="Times New Roman"/>
+                <w:b w:val="false"/>
+                <w:bCs w:val="false"/>
+                <w:sz w:val="19"/>
+                <w:szCs w:val="19"/>
+              </w:rPr>
+              <w:t xml:space="preserve">FR-05/08/09</w:t>
+            </w:r>
+          </w:p>
+        </w:tc>
+      </w:tr>
+    </w:tbl>
+    <w:p/>
+    <w:p>
+      <w:pPr>
+        <w:spacing w:after="120" w:line="300"/>
+        <w:jc w:val="both"/>
+      </w:pPr>
+      <w:r>
+        <w:rPr>
+          <w:rFonts w:ascii="Times New Roman" w:cs="Times New Roman" w:eastAsia="Times New Roman" w:hAnsi="Times New Roman"/>
+          <w:b w:val="false"/>
+          <w:bCs w:val="false"/>
+          <w:sz w:val="24"/>
+          <w:szCs w:val="24"/>
+        </w:rPr>
+        <w:t xml:space="preserve">Authentication, a curated place catalog, access checks, validation and persistence support these outcomes; they are not separate headline features. Budgeting means planned cost estimation, not bookkeeping of actual payments.</w:t>
+      </w:r>
+    </w:p>
+    <w:p>
+      <w:pPr>
+        <w:pStyle w:val="Heading1"/>
+        <w:keepNext/>
+        <w:spacing w:after="120" w:before="240"/>
+      </w:pPr>
+      <w:r>
+        <w:rPr>
+          <w:rFonts w:ascii="Times New Roman" w:cs="Times New Roman" w:eastAsia="Times New Roman" w:hAnsi="Times New Roman"/>
+          <w:b/>
+          <w:bCs/>
+          <w:sz w:val="28"/>
+          <w:szCs w:val="28"/>
+        </w:rPr>
+        <w:t xml:space="preserve">5. Objectives</w:t>
+      </w:r>
+    </w:p>
+    <w:p>
+      <w:pPr>
+        <w:pStyle w:val="ListParagraph"/>
+        <w:numPr>
+          <w:ilvl w:val="0"/>
+          <w:numId w:val="3"/>
+        </w:numPr>
+        <w:spacing w:after="80" w:line="300"/>
+        <w:jc w:val="both"/>
+      </w:pPr>
+      <w:r>
+        <w:rPr>
+          <w:rFonts w:ascii="Times New Roman" w:cs="Times New Roman" w:eastAsia="Times New Roman" w:hAnsi="Times New Roman"/>
+          <w:b w:val="false"/>
+          <w:bCs w:val="false"/>
+          <w:sz w:val="24"/>
+          <w:szCs w:val="24"/>
+        </w:rPr>
+        <w:t xml:space="preserve">Analyze existing trip planners and the relevant literature (completed for this stage).</w:t>
+      </w:r>
+    </w:p>
+    <w:p>
+      <w:pPr>
+        <w:pStyle w:val="ListParagraph"/>
+        <w:numPr>
+          <w:ilvl w:val="0"/>
+          <w:numId w:val="3"/>
+        </w:numPr>
+        <w:spacing w:after="80" w:line="300"/>
+        <w:jc w:val="both"/>
+      </w:pPr>
+      <w:r>
+        <w:rPr>
+          <w:rFonts w:ascii="Times New Roman" w:cs="Times New Roman" w:eastAsia="Times New Roman" w:hAnsi="Times New Roman"/>
+          <w:b w:val="false"/>
+          <w:bCs w:val="false"/>
+          <w:sz w:val="24"/>
+          <w:szCs w:val="24"/>
+        </w:rPr>
+        <w:t xml:space="preserve">Collect evidence of user needs through a survey of Astana residents (completed: 15 responses).</w:t>
+      </w:r>
+    </w:p>
+    <w:p>
+      <w:pPr>
+        <w:pStyle w:val="ListParagraph"/>
+        <w:numPr>
+          <w:ilvl w:val="0"/>
+          <w:numId w:val="3"/>
+        </w:numPr>
+        <w:spacing w:after="80" w:line="300"/>
+        <w:jc w:val="both"/>
+      </w:pPr>
+      <w:r>
+        <w:rPr>
+          <w:rFonts w:ascii="Times New Roman" w:cs="Times New Roman" w:eastAsia="Times New Roman" w:hAnsi="Times New Roman"/>
+          <w:b w:val="false"/>
+          <w:bCs w:val="false"/>
+          <w:sz w:val="24"/>
+          <w:szCs w:val="24"/>
+        </w:rPr>
+        <w:t xml:space="preserve">Specify functional and non-functional requirements with acceptance criteria for the five outcomes (completed, under review).</w:t>
+      </w:r>
+    </w:p>
+    <w:p>
+      <w:pPr>
+        <w:pStyle w:val="ListParagraph"/>
+        <w:numPr>
+          <w:ilvl w:val="0"/>
+          <w:numId w:val="3"/>
+        </w:numPr>
+        <w:spacing w:after="80" w:line="300"/>
+        <w:jc w:val="both"/>
+      </w:pPr>
+      <w:r>
+        <w:rPr>
+          <w:rFonts w:ascii="Times New Roman" w:cs="Times New Roman" w:eastAsia="Times New Roman" w:hAnsi="Times New Roman"/>
+          <w:b w:val="false"/>
+          <w:bCs w:val="false"/>
+          <w:sz w:val="24"/>
+          <w:szCs w:val="24"/>
+        </w:rPr>
+        <w:t xml:space="preserve">Design the architecture, database and main user scenario (completed as design documents and static wireframes).</w:t>
+      </w:r>
+    </w:p>
+    <w:p>
+      <w:pPr>
+        <w:pStyle w:val="ListParagraph"/>
+        <w:numPr>
+          <w:ilvl w:val="0"/>
+          <w:numId w:val="3"/>
+        </w:numPr>
+        <w:spacing w:after="80" w:line="300"/>
+        <w:jc w:val="both"/>
+      </w:pPr>
+      <w:r>
+        <w:rPr>
+          <w:rFonts w:ascii="Times New Roman" w:cs="Times New Roman" w:eastAsia="Times New Roman" w:hAnsi="Times New Roman"/>
+          <w:b w:val="false"/>
+          <w:bCs w:val="false"/>
+          <w:sz w:val="24"/>
+          <w:szCs w:val="24"/>
+        </w:rPr>
+        <w:t xml:space="preserve">Implement the Flutter client, Supabase backend, AI route generation with code-based validation, budget calculation, map, invitations and voting (planned; only the initial budget core exists).</w:t>
+      </w:r>
+    </w:p>
+    <w:p>
+      <w:pPr>
+        <w:pStyle w:val="ListParagraph"/>
+        <w:numPr>
+          <w:ilvl w:val="0"/>
+          <w:numId w:val="3"/>
+        </w:numPr>
+        <w:spacing w:after="80" w:line="300"/>
+        <w:jc w:val="both"/>
+      </w:pPr>
+      <w:r>
+        <w:rPr>
+          <w:rFonts w:ascii="Times New Roman" w:cs="Times New Roman" w:eastAsia="Times New Roman" w:hAnsi="Times New Roman"/>
+          <w:b w:val="false"/>
+          <w:bCs w:val="false"/>
+          <w:sz w:val="24"/>
+          <w:szCs w:val="24"/>
+        </w:rPr>
+        <w:t xml:space="preserve">Verify the system with acceptance, integration and usability tests (planned).</w:t>
+      </w:r>
+    </w:p>
+    <w:p>
+      <w:pPr>
+        <w:pStyle w:val="Heading1"/>
+        <w:keepNext/>
+        <w:spacing w:after="120" w:before="240"/>
+      </w:pPr>
+      <w:r>
+        <w:rPr>
+          <w:rFonts w:ascii="Times New Roman" w:cs="Times New Roman" w:eastAsia="Times New Roman" w:hAnsi="Times New Roman"/>
+          <w:b/>
+          <w:bCs/>
+          <w:sz w:val="28"/>
+          <w:szCs w:val="28"/>
+        </w:rPr>
+        <w:t xml:space="preserve">6. Expected Outcomes</w:t>
+      </w:r>
+    </w:p>
+    <w:p>
+      <w:pPr>
+        <w:pStyle w:val="ListParagraph"/>
+        <w:numPr>
+          <w:ilvl w:val="0"/>
+          <w:numId w:val="2"/>
+        </w:numPr>
+        <w:spacing w:after="80" w:line="300"/>
+        <w:jc w:val="both"/>
+      </w:pPr>
+      <w:r>
+        <w:rPr>
+          <w:rFonts w:ascii="Times New Roman" w:cs="Times New Roman" w:eastAsia="Times New Roman" w:hAnsi="Times New Roman"/>
+          <w:b w:val="false"/>
+          <w:bCs w:val="false"/>
+          <w:sz w:val="24"/>
+          <w:szCs w:val="24"/>
+        </w:rPr>
+        <w:t xml:space="preserve">A Flutter application for Android, iOS and the web, connected to one Supabase backend, that supports the full MVP scenario: create a trip → generate and confirm a route draft → view budget and map → edit together and vote.</w:t>
+      </w:r>
+    </w:p>
+    <w:p>
+      <w:pPr>
+        <w:pStyle w:val="ListParagraph"/>
+        <w:numPr>
+          <w:ilvl w:val="0"/>
+          <w:numId w:val="2"/>
+        </w:numPr>
+        <w:spacing w:after="80" w:line="300"/>
+        <w:jc w:val="both"/>
+      </w:pPr>
+      <w:r>
+        <w:rPr>
+          <w:rFonts w:ascii="Times New Roman" w:cs="Times New Roman" w:eastAsia="Times New Roman" w:hAnsi="Times New Roman"/>
+          <w:b w:val="false"/>
+          <w:bCs w:val="false"/>
+          <w:sz w:val="24"/>
+          <w:szCs w:val="24"/>
+        </w:rPr>
+        <w:t xml:space="preserve">Route drafts that reference only checked catalog places; prices come from the catalog, never from the AI model.</w:t>
+      </w:r>
+    </w:p>
+    <w:p>
+      <w:pPr>
+        <w:pStyle w:val="ListParagraph"/>
+        <w:numPr>
+          <w:ilvl w:val="0"/>
+          <w:numId w:val="2"/>
+        </w:numPr>
+        <w:spacing w:after="80" w:line="300"/>
+        <w:jc w:val="both"/>
+      </w:pPr>
+      <w:r>
+        <w:rPr>
+          <w:rFonts w:ascii="Times New Roman" w:cs="Times New Roman" w:eastAsia="Times New Roman" w:hAnsi="Times New Roman"/>
+          <w:b w:val="false"/>
+          <w:bCs w:val="false"/>
+          <w:sz w:val="24"/>
+          <w:szCs w:val="24"/>
+        </w:rPr>
+        <w:t xml:space="preserve">Exact planned-budget calculation by day, category and whole trip, with missing prices shown instead of counted as zero.</w:t>
+      </w:r>
+    </w:p>
+    <w:p>
+      <w:pPr>
+        <w:pStyle w:val="ListParagraph"/>
+        <w:numPr>
+          <w:ilvl w:val="0"/>
+          <w:numId w:val="2"/>
+        </w:numPr>
+        <w:spacing w:after="80" w:line="300"/>
+        <w:jc w:val="both"/>
+      </w:pPr>
+      <w:r>
+        <w:rPr>
+          <w:rFonts w:ascii="Times New Roman" w:cs="Times New Roman" w:eastAsia="Times New Roman" w:hAnsi="Times New Roman"/>
+          <w:b w:val="false"/>
+          <w:bCs w:val="false"/>
+          <w:sz w:val="24"/>
+          <w:szCs w:val="24"/>
+        </w:rPr>
+        <w:t xml:space="preserve">Executed test evidence: acceptance cases UAT-01–04, 10 and 11, server and AI checks, and a usability study (target mean SUS ≥ 70 with at least 10 users).</w:t>
+      </w:r>
+    </w:p>
+    <w:p>
+      <w:pPr>
+        <w:pStyle w:val="Heading1"/>
+        <w:keepNext/>
+        <w:spacing w:after="120" w:before="240"/>
+      </w:pPr>
+      <w:r>
+        <w:rPr>
+          <w:rFonts w:ascii="Times New Roman" w:cs="Times New Roman" w:eastAsia="Times New Roman" w:hAnsi="Times New Roman"/>
+          <w:b/>
+          <w:bCs/>
+          <w:sz w:val="28"/>
+          <w:szCs w:val="28"/>
+        </w:rPr>
+        <w:t xml:space="preserve">7. Project Scope</w:t>
+      </w:r>
+    </w:p>
+    <w:p>
+      <w:pPr>
+        <w:pStyle w:val="Heading2"/>
+        <w:keepNext/>
+        <w:spacing w:after="100" w:before="180"/>
+      </w:pPr>
+      <w:r>
+        <w:rPr>
+          <w:rFonts w:ascii="Times New Roman" w:cs="Times New Roman" w:eastAsia="Times New Roman" w:hAnsi="Times New Roman"/>
+          <w:b/>
+          <w:bCs/>
+          <w:sz w:val="24"/>
+          <w:szCs w:val="24"/>
+        </w:rPr>
+        <w:t xml:space="preserve">7.1 In Scope (MVP)</w:t>
+      </w:r>
+    </w:p>
+    <w:p>
+      <w:pPr>
+        <w:pStyle w:val="ListParagraph"/>
+        <w:numPr>
+          <w:ilvl w:val="0"/>
+          <w:numId w:val="2"/>
+        </w:numPr>
+        <w:spacing w:after="80" w:line="300"/>
+        <w:jc w:val="both"/>
+      </w:pPr>
+      <w:r>
+        <w:rPr>
+          <w:rFonts w:ascii="Times New Roman" w:cs="Times New Roman" w:eastAsia="Times New Roman" w:hAnsi="Times New Roman"/>
+          <w:b w:val="false"/>
+          <w:bCs w:val="false"/>
+          <w:sz w:val="24"/>
+          <w:szCs w:val="24"/>
+        </w:rPr>
+        <w:t xml:space="preserve">Trip creation for Astana with validation (M1).</w:t>
+      </w:r>
+    </w:p>
+    <w:p>
+      <w:pPr>
+        <w:pStyle w:val="ListParagraph"/>
+        <w:numPr>
+          <w:ilvl w:val="0"/>
+          <w:numId w:val="2"/>
+        </w:numPr>
+        <w:spacing w:after="80" w:line="300"/>
+        <w:jc w:val="both"/>
+      </w:pPr>
+      <w:r>
+        <w:rPr>
+          <w:rFonts w:ascii="Times New Roman" w:cs="Times New Roman" w:eastAsia="Times New Roman" w:hAnsi="Times New Roman"/>
+          <w:b w:val="false"/>
+          <w:bCs w:val="false"/>
+          <w:sz w:val="24"/>
+          <w:szCs w:val="24"/>
+        </w:rPr>
+        <w:t xml:space="preserve">AI-assisted route draft from a curated catalog, preview and explicit confirmation (M2).</w:t>
+      </w:r>
+    </w:p>
+    <w:p>
+      <w:pPr>
+        <w:pStyle w:val="ListParagraph"/>
+        <w:numPr>
+          <w:ilvl w:val="0"/>
+          <w:numId w:val="2"/>
+        </w:numPr>
+        <w:spacing w:after="80" w:line="300"/>
+        <w:jc w:val="both"/>
+      </w:pPr>
+      <w:r>
+        <w:rPr>
+          <w:rFonts w:ascii="Times New Roman" w:cs="Times New Roman" w:eastAsia="Times New Roman" w:hAnsi="Times New Roman"/>
+          <w:b w:val="false"/>
+          <w:bCs w:val="false"/>
+          <w:sz w:val="24"/>
+          <w:szCs w:val="24"/>
+        </w:rPr>
+        <w:t xml:space="preserve">Planned budget by day, category and whole trip, recalculated after edits (M3).</w:t>
+      </w:r>
+    </w:p>
+    <w:p>
+      <w:pPr>
+        <w:pStyle w:val="ListParagraph"/>
+        <w:numPr>
+          <w:ilvl w:val="0"/>
+          <w:numId w:val="2"/>
+        </w:numPr>
+        <w:spacing w:after="80" w:line="300"/>
+        <w:jc w:val="both"/>
+      </w:pPr>
+      <w:r>
+        <w:rPr>
+          <w:rFonts w:ascii="Times New Roman" w:cs="Times New Roman" w:eastAsia="Times New Roman" w:hAnsi="Times New Roman"/>
+          <w:b w:val="false"/>
+          <w:bCs w:val="false"/>
+          <w:sz w:val="24"/>
+          <w:szCs w:val="24"/>
+        </w:rPr>
+        <w:t xml:space="preserve">Map of the selected day with ordered places (M4).</w:t>
+      </w:r>
+    </w:p>
+    <w:p>
+      <w:pPr>
+        <w:pStyle w:val="ListParagraph"/>
+        <w:numPr>
+          <w:ilvl w:val="0"/>
+          <w:numId w:val="2"/>
+        </w:numPr>
+        <w:spacing w:after="80" w:line="300"/>
+        <w:jc w:val="both"/>
+      </w:pPr>
+      <w:r>
+        <w:rPr>
+          <w:rFonts w:ascii="Times New Roman" w:cs="Times New Roman" w:eastAsia="Times New Roman" w:hAnsi="Times New Roman"/>
+          <w:b w:val="false"/>
+          <w:bCs w:val="false"/>
+          <w:sz w:val="24"/>
+          <w:szCs w:val="24"/>
+        </w:rPr>
+        <w:t xml:space="preserve">Invitations, shared editing with version checks, and voting on itinerary items (M5).</w:t>
+      </w:r>
+    </w:p>
+    <w:p>
+      <w:pPr>
+        <w:pStyle w:val="ListParagraph"/>
+        <w:numPr>
+          <w:ilvl w:val="0"/>
+          <w:numId w:val="2"/>
+        </w:numPr>
+        <w:spacing w:after="80" w:line="300"/>
+        <w:jc w:val="both"/>
+      </w:pPr>
+      <w:r>
+        <w:rPr>
+          <w:rFonts w:ascii="Times New Roman" w:cs="Times New Roman" w:eastAsia="Times New Roman" w:hAnsi="Times New Roman"/>
+          <w:b w:val="false"/>
+          <w:bCs w:val="false"/>
+          <w:sz w:val="24"/>
+          <w:szCs w:val="24"/>
+        </w:rPr>
+        <w:t xml:space="preserve">Android, iOS and web builds from one Flutter codebase.</w:t>
+      </w:r>
+    </w:p>
+    <w:p>
+      <w:pPr>
+        <w:pStyle w:val="Heading2"/>
+        <w:keepNext/>
+        <w:spacing w:after="100" w:before="180"/>
+      </w:pPr>
+      <w:r>
+        <w:rPr>
+          <w:rFonts w:ascii="Times New Roman" w:cs="Times New Roman" w:eastAsia="Times New Roman" w:hAnsi="Times New Roman"/>
+          <w:b/>
+          <w:bCs/>
+          <w:sz w:val="24"/>
+          <w:szCs w:val="24"/>
+        </w:rPr>
+        <w:t xml:space="preserve">7.2 Deferred (Could, not part of the MVP)</w:t>
+      </w:r>
+    </w:p>
+    <w:p>
+      <w:pPr>
+        <w:spacing w:after="120" w:line="300"/>
+        <w:jc w:val="both"/>
+      </w:pPr>
+      <w:r>
+        <w:rPr>
+          <w:rFonts w:ascii="Times New Roman" w:cs="Times New Roman" w:eastAsia="Times New Roman" w:hAnsi="Times New Roman"/>
+          <w:b w:val="false"/>
+          <w:bCs w:val="false"/>
+          <w:sz w:val="24"/>
+          <w:szCs w:val="24"/>
+        </w:rPr>
+        <w:t xml:space="preserve">Following the supervisor's feedback, the following features are deferred: trip chat, item comments, community feed and moderation, the conversational AI assistant, actual expense splitting and debts, weather and events, offline access and booking links. Their earlier designs and wireframes are kept as optional concepts and are not release requirements.</w:t>
+      </w:r>
+    </w:p>
+    <w:p>
+      <w:pPr>
+        <w:pStyle w:val="Heading2"/>
+        <w:keepNext/>
+        <w:spacing w:after="100" w:before="180"/>
+      </w:pPr>
+      <w:r>
+        <w:rPr>
+          <w:rFonts w:ascii="Times New Roman" w:cs="Times New Roman" w:eastAsia="Times New Roman" w:hAnsi="Times New Roman"/>
+          <w:b/>
+          <w:bCs/>
+          <w:sz w:val="24"/>
+          <w:szCs w:val="24"/>
+        </w:rPr>
+        <w:t xml:space="preserve">7.3 Out of Scope</w:t>
+      </w:r>
+    </w:p>
+    <w:p>
+      <w:pPr>
+        <w:pStyle w:val="ListParagraph"/>
+        <w:numPr>
+          <w:ilvl w:val="0"/>
+          <w:numId w:val="2"/>
+        </w:numPr>
+        <w:spacing w:after="80" w:line="300"/>
+        <w:jc w:val="both"/>
+      </w:pPr>
+      <w:r>
+        <w:rPr>
+          <w:rFonts w:ascii="Times New Roman" w:cs="Times New Roman" w:eastAsia="Times New Roman" w:hAnsi="Times New Roman"/>
+          <w:b w:val="false"/>
+          <w:bCs w:val="false"/>
+          <w:sz w:val="24"/>
+          <w:szCs w:val="24"/>
+        </w:rPr>
+        <w:t xml:space="preserve">Cities other than Astana and trips outside Kazakhstan.</w:t>
+      </w:r>
+    </w:p>
+    <w:p>
+      <w:pPr>
+        <w:pStyle w:val="ListParagraph"/>
+        <w:numPr>
+          <w:ilvl w:val="0"/>
+          <w:numId w:val="2"/>
+        </w:numPr>
+        <w:spacing w:after="80" w:line="300"/>
+        <w:jc w:val="both"/>
+      </w:pPr>
+      <w:r>
+        <w:rPr>
+          <w:rFonts w:ascii="Times New Roman" w:cs="Times New Roman" w:eastAsia="Times New Roman" w:hAnsi="Times New Roman"/>
+          <w:b w:val="false"/>
+          <w:bCs w:val="false"/>
+          <w:sz w:val="24"/>
+          <w:szCs w:val="24"/>
+        </w:rPr>
+        <w:t xml:space="preserve">Bookings, payments and purchases inside the application.</w:t>
+      </w:r>
+    </w:p>
+    <w:p>
+      <w:pPr>
+        <w:pStyle w:val="ListParagraph"/>
+        <w:numPr>
+          <w:ilvl w:val="0"/>
+          <w:numId w:val="2"/>
+        </w:numPr>
+        <w:spacing w:after="80" w:line="300"/>
+        <w:jc w:val="both"/>
+      </w:pPr>
+      <w:r>
+        <w:rPr>
+          <w:rFonts w:ascii="Times New Roman" w:cs="Times New Roman" w:eastAsia="Times New Roman" w:hAnsi="Times New Roman"/>
+          <w:b w:val="false"/>
+          <w:bCs w:val="false"/>
+          <w:sz w:val="24"/>
+          <w:szCs w:val="24"/>
+        </w:rPr>
+        <w:t xml:space="preserve">Flights and intercity transport planning.</w:t>
+      </w:r>
+    </w:p>
+    <w:p>
+      <w:pPr>
+        <w:pStyle w:val="ListParagraph"/>
+        <w:numPr>
+          <w:ilvl w:val="0"/>
+          <w:numId w:val="2"/>
+        </w:numPr>
+        <w:spacing w:after="80" w:line="300"/>
+        <w:jc w:val="both"/>
+      </w:pPr>
+      <w:r>
+        <w:rPr>
+          <w:rFonts w:ascii="Times New Roman" w:cs="Times New Roman" w:eastAsia="Times New Roman" w:hAnsi="Times New Roman"/>
+          <w:b w:val="false"/>
+          <w:bCs w:val="false"/>
+          <w:sz w:val="24"/>
+          <w:szCs w:val="24"/>
+        </w:rPr>
+        <w:t xml:space="preserve">Publication in the App Store and Google Play (test builds only).</w:t>
+      </w:r>
+    </w:p>
+    <w:p>
+      <w:pPr>
+        <w:pStyle w:val="Heading1"/>
+        <w:keepNext/>
+        <w:spacing w:after="120" w:before="240"/>
+      </w:pPr>
+      <w:r>
+        <w:rPr>
+          <w:rFonts w:ascii="Times New Roman" w:cs="Times New Roman" w:eastAsia="Times New Roman" w:hAnsi="Times New Roman"/>
+          <w:b/>
+          <w:bCs/>
+          <w:sz w:val="28"/>
+          <w:szCs w:val="28"/>
+        </w:rPr>
+        <w:t xml:space="preserve">8. Team and Responsibilities</w:t>
+      </w:r>
+    </w:p>
+    <w:tbl>
+      <w:tblPr>
+        <w:tblW w:type="dxa" w:w="9026"/>
+        <w:tblBorders>
+          <w:top w:val="single" w:color="auto" w:sz="4"/>
+          <w:left w:val="single" w:color="auto" w:sz="4"/>
+          <w:bottom w:val="single" w:color="auto" w:sz="4"/>
+          <w:right w:val="single" w:color="auto" w:sz="4"/>
+          <w:insideH w:val="single" w:color="auto" w:sz="4"/>
+          <w:insideV w:val="single" w:color="auto" w:sz="4"/>
+        </w:tblBorders>
+      </w:tblPr>
+      <w:tblGrid>
+        <w:gridCol w:w="2500"/>
+        <w:gridCol w:w="6526"/>
+      </w:tblGrid>
+      <w:tr>
+        <w:trPr>
+          <w:cantSplit/>
+          <w:tblHeader/>
+        </w:trPr>
+        <w:tc>
+          <w:tcPr>
+            <w:tcW w:type="dxa" w:w="2500"/>
+            <w:tcBorders>
+              <w:top w:val="single" w:color="000000" w:sz="4"/>
+              <w:left w:val="single" w:color="000000" w:sz="4"/>
+              <w:bottom w:val="single" w:color="000000" w:sz="4"/>
+              <w:right w:val="single" w:color="000000" w:sz="4"/>
+            </w:tcBorders>
+            <w:tcMar>
+              <w:top w:type="dxa" w:w="50"/>
+              <w:left w:type="dxa" w:w="80"/>
+              <w:bottom w:type="dxa" w:w="50"/>
+              <w:right w:type="dxa" w:w="80"/>
+            </w:tcMar>
+          </w:tcPr>
+          <w:p>
+            <w:r>
+              <w:rPr>
+                <w:rFonts w:ascii="Times New Roman" w:cs="Times New Roman" w:eastAsia="Times New Roman" w:hAnsi="Times New Roman"/>
+                <w:b/>
+                <w:bCs/>
+                <w:sz w:val="19"/>
+                <w:szCs w:val="19"/>
+              </w:rPr>
+              <w:t xml:space="preserve">Member</w:t>
+            </w:r>
+          </w:p>
+        </w:tc>
+        <w:tc>
+          <w:tcPr>
+            <w:tcW w:type="dxa" w:w="6526"/>
+            <w:tcBorders>
+              <w:top w:val="single" w:color="000000" w:sz="4"/>
+              <w:left w:val="single" w:color="000000" w:sz="4"/>
+              <w:bottom w:val="single" w:color="000000" w:sz="4"/>
+              <w:right w:val="single" w:color="000000" w:sz="4"/>
+            </w:tcBorders>
+            <w:tcMar>
+              <w:top w:type="dxa" w:w="50"/>
+              <w:left w:type="dxa" w:w="80"/>
+              <w:bottom w:type="dxa" w:w="50"/>
+              <w:right w:type="dxa" w:w="80"/>
+            </w:tcMar>
+          </w:tcPr>
+          <w:p>
+            <w:r>
+              <w:rPr>
+                <w:rFonts w:ascii="Times New Roman" w:cs="Times New Roman" w:eastAsia="Times New Roman" w:hAnsi="Times New Roman"/>
+                <w:b/>
+                <w:bCs/>
+                <w:sz w:val="19"/>
+                <w:szCs w:val="19"/>
+              </w:rPr>
+              <w:t xml:space="preserve">Proposed technical ownership (pending team and supervisor review)</w:t>
+            </w:r>
+          </w:p>
+        </w:tc>
+      </w:tr>
+      <w:tr>
+        <w:trPr>
+          <w:cantSplit/>
+          <w:tblHeader w:val="false"/>
+        </w:trPr>
+        <w:tc>
+          <w:tcPr>
+            <w:tcW w:type="dxa" w:w="2500"/>
+            <w:tcBorders>
+              <w:top w:val="single" w:color="000000" w:sz="4"/>
+              <w:left w:val="single" w:color="000000" w:sz="4"/>
+              <w:bottom w:val="single" w:color="000000" w:sz="4"/>
+              <w:right w:val="single" w:color="000000" w:sz="4"/>
+            </w:tcBorders>
+            <w:tcMar>
+              <w:top w:type="dxa" w:w="50"/>
+              <w:left w:type="dxa" w:w="80"/>
+              <w:bottom w:type="dxa" w:w="50"/>
+              <w:right w:type="dxa" w:w="80"/>
+            </w:tcMar>
+          </w:tcPr>
+          <w:p>
+            <w:r>
+              <w:rPr>
+                <w:rFonts w:ascii="Times New Roman" w:cs="Times New Roman" w:eastAsia="Times New Roman" w:hAnsi="Times New Roman"/>
+                <w:b w:val="false"/>
+                <w:bCs w:val="false"/>
+                <w:sz w:val="19"/>
+                <w:szCs w:val="19"/>
+              </w:rPr>
+              <w:t xml:space="preserve">Kabysheva Zukhra Yerzhankyzy (SE-2409)</w:t>
+            </w:r>
+          </w:p>
+        </w:tc>
+        <w:tc>
+          <w:tcPr>
+            <w:tcW w:type="dxa" w:w="6526"/>
+            <w:tcBorders>
+              <w:top w:val="single" w:color="000000" w:sz="4"/>
+              <w:left w:val="single" w:color="000000" w:sz="4"/>
+              <w:bottom w:val="single" w:color="000000" w:sz="4"/>
+              <w:right w:val="single" w:color="000000" w:sz="4"/>
+            </w:tcBorders>
+            <w:tcMar>
+              <w:top w:type="dxa" w:w="50"/>
+              <w:left w:type="dxa" w:w="80"/>
+              <w:bottom w:type="dxa" w:w="50"/>
+              <w:right w:type="dxa" w:w="80"/>
+            </w:tcMar>
+          </w:tcPr>
+          <w:p>
+            <w:r>
+              <w:rPr>
+                <w:rFonts w:ascii="Times New Roman" w:cs="Times New Roman" w:eastAsia="Times New Roman" w:hAnsi="Times New Roman"/>
+                <w:b w:val="false"/>
+                <w:bCs w:val="false"/>
+                <w:sz w:val="19"/>
+                <w:szCs w:val="19"/>
+              </w:rPr>
+              <w:t xml:space="preserve">Trip creation form and input validation; deterministic planned-cost model (initial Dart core, DIP-42); route editor with budget preview; planning and voting client behavior; unit and client tests. Also requirements, research and report coordination.</w:t>
+            </w:r>
+          </w:p>
+        </w:tc>
+      </w:tr>
+      <w:tr>
+        <w:trPr>
+          <w:cantSplit/>
+          <w:tblHeader w:val="false"/>
+        </w:trPr>
+        <w:tc>
+          <w:tcPr>
+            <w:tcW w:type="dxa" w:w="2500"/>
+            <w:tcBorders>
+              <w:top w:val="single" w:color="000000" w:sz="4"/>
+              <w:left w:val="single" w:color="000000" w:sz="4"/>
+              <w:bottom w:val="single" w:color="000000" w:sz="4"/>
+              <w:right w:val="single" w:color="000000" w:sz="4"/>
+            </w:tcBorders>
+            <w:tcMar>
+              <w:top w:type="dxa" w:w="50"/>
+              <w:left w:type="dxa" w:w="80"/>
+              <w:bottom w:type="dxa" w:w="50"/>
+              <w:right w:type="dxa" w:w="80"/>
+            </w:tcMar>
+          </w:tcPr>
+          <w:p>
+            <w:r>
+              <w:rPr>
+                <w:rFonts w:ascii="Times New Roman" w:cs="Times New Roman" w:eastAsia="Times New Roman" w:hAnsi="Times New Roman"/>
+                <w:b w:val="false"/>
+                <w:bCs w:val="false"/>
+                <w:sz w:val="19"/>
+                <w:szCs w:val="19"/>
+              </w:rPr>
+              <w:t xml:space="preserve">Aman Yerassyl (SE-2401)</w:t>
+            </w:r>
+          </w:p>
+        </w:tc>
+        <w:tc>
+          <w:tcPr>
+            <w:tcW w:type="dxa" w:w="6526"/>
+            <w:tcBorders>
+              <w:top w:val="single" w:color="000000" w:sz="4"/>
+              <w:left w:val="single" w:color="000000" w:sz="4"/>
+              <w:bottom w:val="single" w:color="000000" w:sz="4"/>
+              <w:right w:val="single" w:color="000000" w:sz="4"/>
+            </w:tcBorders>
+            <w:tcMar>
+              <w:top w:type="dxa" w:w="50"/>
+              <w:left w:type="dxa" w:w="80"/>
+              <w:bottom w:type="dxa" w:w="50"/>
+              <w:right w:type="dxa" w:w="80"/>
+            </w:tcMar>
+          </w:tcPr>
+          <w:p>
+            <w:r>
+              <w:rPr>
+                <w:rFonts w:ascii="Times New Roman" w:cs="Times New Roman" w:eastAsia="Times New Roman" w:hAnsi="Times New Roman"/>
+                <w:b w:val="false"/>
+                <w:bCs w:val="false"/>
+                <w:sz w:val="19"/>
+                <w:szCs w:val="19"/>
+              </w:rPr>
+              <w:t xml:space="preserve">Supabase setup, schema and migrations, authentication and row-level security; invitations, versioned persistence and confirmation; server-side voting and synchronization; server revalidation and API/database tests.</w:t>
+            </w:r>
+          </w:p>
+        </w:tc>
+      </w:tr>
+      <w:tr>
+        <w:trPr>
+          <w:cantSplit/>
+          <w:tblHeader w:val="false"/>
+        </w:trPr>
+        <w:tc>
+          <w:tcPr>
+            <w:tcW w:type="dxa" w:w="2500"/>
+            <w:tcBorders>
+              <w:top w:val="single" w:color="000000" w:sz="4"/>
+              <w:left w:val="single" w:color="000000" w:sz="4"/>
+              <w:bottom w:val="single" w:color="000000" w:sz="4"/>
+              <w:right w:val="single" w:color="000000" w:sz="4"/>
+            </w:tcBorders>
+            <w:tcMar>
+              <w:top w:type="dxa" w:w="50"/>
+              <w:left w:type="dxa" w:w="80"/>
+              <w:bottom w:type="dxa" w:w="50"/>
+              <w:right w:type="dxa" w:w="80"/>
+            </w:tcMar>
+          </w:tcPr>
+          <w:p>
+            <w:r>
+              <w:rPr>
+                <w:rFonts w:ascii="Times New Roman" w:cs="Times New Roman" w:eastAsia="Times New Roman" w:hAnsi="Times New Roman"/>
+                <w:b w:val="false"/>
+                <w:bCs w:val="false"/>
+                <w:sz w:val="19"/>
+                <w:szCs w:val="19"/>
+              </w:rPr>
+              <w:t xml:space="preserve">Shauzat Sayakhat Anarbekuly (SE-2431)</w:t>
+            </w:r>
+          </w:p>
+        </w:tc>
+        <w:tc>
+          <w:tcPr>
+            <w:tcW w:type="dxa" w:w="6526"/>
+            <w:tcBorders>
+              <w:top w:val="single" w:color="000000" w:sz="4"/>
+              <w:left w:val="single" w:color="000000" w:sz="4"/>
+              <w:bottom w:val="single" w:color="000000" w:sz="4"/>
+              <w:right w:val="single" w:color="000000" w:sz="4"/>
+            </w:tcBorders>
+            <w:tcMar>
+              <w:top w:type="dxa" w:w="50"/>
+              <w:left w:type="dxa" w:w="80"/>
+              <w:bottom w:type="dxa" w:w="50"/>
+              <w:right w:type="dxa" w:w="80"/>
+            </w:tcMar>
+          </w:tcPr>
+          <w:p>
+            <w:r>
+              <w:rPr>
+                <w:rFonts w:ascii="Times New Roman" w:cs="Times New Roman" w:eastAsia="Times New Roman" w:hAnsi="Times New Roman"/>
+                <w:b w:val="false"/>
+                <w:bCs w:val="false"/>
+                <w:sz w:val="19"/>
+                <w:szCs w:val="19"/>
+              </w:rPr>
+              <w:t xml:space="preserve">Flutter application shell, shared navigation and visual composition; AI generation and candidate-selection adapter; day plan and map integration; provider-error behavior; AI and map integration tests. Also coordination of the proposal, UX and risk documents.</w:t>
+            </w:r>
+          </w:p>
+        </w:tc>
+      </w:tr>
+    </w:tbl>
+    <w:p/>
+    <w:p>
+      <w:pPr>
+        <w:pStyle w:val="Heading1"/>
+        <w:keepNext/>
+        <w:spacing w:after="120" w:before="240"/>
+      </w:pPr>
+      <w:r>
+        <w:rPr>
+          <w:rFonts w:ascii="Times New Roman" w:cs="Times New Roman" w:eastAsia="Times New Roman" w:hAnsi="Times New Roman"/>
+          <w:b/>
+          <w:bCs/>
+          <w:sz w:val="28"/>
+          <w:szCs w:val="28"/>
+        </w:rPr>
+        <w:t xml:space="preserve">9. Engineering Complexity</w:t>
+      </w:r>
+    </w:p>
+    <w:p>
+      <w:pPr>
+        <w:spacing w:after="120" w:line="300"/>
+        <w:jc w:val="both"/>
+      </w:pPr>
+      <w:r>
+        <w:rPr>
+          <w:rFonts w:ascii="Times New Roman" w:cs="Times New Roman" w:eastAsia="Times New Roman" w:hAnsi="Times New Roman"/>
+          <w:b w:val="false"/>
+          <w:bCs w:val="false"/>
+          <w:sz w:val="24"/>
+          <w:szCs w:val="24"/>
+        </w:rPr>
+        <w:t xml:space="preserve">The project combines a cross-platform client, a backend with access control and versioned shared state, an AI component and a map provider. Route generation is a constrained planning problem: the plan must respect dates, opening hours and the budget. Because language models alone often violate such constraints, the AI only proposes a typed draft from checked catalog candidates; code calculates the budget and validates the draft, and the server revalidates it before saving.</w:t>
+      </w:r>
+    </w:p>
+    <w:p>
+      <w:pPr>
+        <w:pStyle w:val="Heading1"/>
+        <w:keepNext/>
+        <w:spacing w:after="120" w:before="240"/>
+      </w:pPr>
+      <w:r>
+        <w:rPr>
+          <w:rFonts w:ascii="Times New Roman" w:cs="Times New Roman" w:eastAsia="Times New Roman" w:hAnsi="Times New Roman"/>
+          <w:b/>
+          <w:bCs/>
+          <w:sz w:val="28"/>
+          <w:szCs w:val="28"/>
+        </w:rPr>
+        <w:t xml:space="preserve">10. Current Status (24 October 2026)</w:t>
+      </w:r>
+    </w:p>
+    <w:p>
+      <w:pPr>
+        <w:pStyle w:val="ListParagraph"/>
+        <w:numPr>
+          <w:ilvl w:val="0"/>
+          <w:numId w:val="2"/>
+        </w:numPr>
+        <w:spacing w:after="80" w:line="300"/>
+        <w:jc w:val="both"/>
+      </w:pPr>
+      <w:r>
+        <w:rPr>
+          <w:rFonts w:ascii="Times New Roman" w:cs="Times New Roman" w:eastAsia="Times New Roman" w:hAnsi="Times New Roman"/>
+          <w:b w:val="false"/>
+          <w:bCs w:val="false"/>
+          <w:sz w:val="24"/>
+          <w:szCs w:val="24"/>
+        </w:rPr>
+        <w:t xml:space="preserve"/>
+      </w:r>
+      <w:r>
+        <w:rPr>
+          <w:rFonts w:ascii="Times New Roman" w:cs="Times New Roman" w:eastAsia="Times New Roman" w:hAnsi="Times New Roman"/>
+          <w:b/>
+          <w:bCs/>
+          <w:sz w:val="24"/>
+          <w:szCs w:val="24"/>
+        </w:rPr>
+        <w:t xml:space="preserve">Prepared:</w:t>
+      </w:r>
+      <w:r>
+        <w:rPr>
+          <w:rFonts w:ascii="Times New Roman" w:cs="Times New Roman" w:eastAsia="Times New Roman" w:hAnsi="Times New Roman"/>
+          <w:b w:val="false"/>
+          <w:bCs w:val="false"/>
+          <w:sz w:val="24"/>
+          <w:szCs w:val="24"/>
+        </w:rPr>
+        <w:t xml:space="preserve"> proposal, topic report, requirements specification with acceptance criteria (FR/NFR), Use Case, system context, overall and backend component diagrams, database design, literature review, existing system and technology comparisons, verification and evaluation plan, survey analysis (15 responses), static wireframes, supervisor-feedback record.</w:t>
+      </w:r>
+    </w:p>
+    <w:p>
+      <w:pPr>
+        <w:pStyle w:val="ListParagraph"/>
+        <w:numPr>
+          <w:ilvl w:val="0"/>
+          <w:numId w:val="2"/>
+        </w:numPr>
+        <w:spacing w:after="80" w:line="300"/>
+        <w:jc w:val="both"/>
+      </w:pPr>
+      <w:r>
+        <w:rPr>
+          <w:rFonts w:ascii="Times New Roman" w:cs="Times New Roman" w:eastAsia="Times New Roman" w:hAnsi="Times New Roman"/>
+          <w:b w:val="false"/>
+          <w:bCs w:val="false"/>
+          <w:sz w:val="24"/>
+          <w:szCs w:val="24"/>
+        </w:rPr>
+        <w:t xml:space="preserve"/>
+      </w:r>
+      <w:r>
+        <w:rPr>
+          <w:rFonts w:ascii="Times New Roman" w:cs="Times New Roman" w:eastAsia="Times New Roman" w:hAnsi="Times New Roman"/>
+          <w:b/>
+          <w:bCs/>
+          <w:sz w:val="24"/>
+          <w:szCs w:val="24"/>
+        </w:rPr>
+        <w:t xml:space="preserve">Implemented:</w:t>
+      </w:r>
+      <w:r>
+        <w:rPr>
+          <w:rFonts w:ascii="Times New Roman" w:cs="Times New Roman" w:eastAsia="Times New Roman" w:hAnsi="Times New Roman"/>
+          <w:b w:val="false"/>
+          <w:bCs w:val="false"/>
+          <w:sz w:val="24"/>
+          <w:szCs w:val="24"/>
+        </w:rPr>
+        <w:t xml:space="preserve"> only an initial standalone Dart budget core by Zukhra (DIP-42: exact KZT arithmetic and edit preview), with 34 deterministic checks reported as passing on 23 October 2026.</w:t>
+      </w:r>
+    </w:p>
+    <w:p>
+      <w:pPr>
+        <w:pStyle w:val="ListParagraph"/>
+        <w:numPr>
+          <w:ilvl w:val="0"/>
+          <w:numId w:val="2"/>
+        </w:numPr>
+        <w:spacing w:after="80" w:line="300"/>
+        <w:jc w:val="both"/>
+      </w:pPr>
+      <w:r>
+        <w:rPr>
+          <w:rFonts w:ascii="Times New Roman" w:cs="Times New Roman" w:eastAsia="Times New Roman" w:hAnsi="Times New Roman"/>
+          <w:b w:val="false"/>
+          <w:bCs w:val="false"/>
+          <w:sz w:val="24"/>
+          <w:szCs w:val="24"/>
+        </w:rPr>
+        <w:t xml:space="preserve"/>
+      </w:r>
+      <w:r>
+        <w:rPr>
+          <w:rFonts w:ascii="Times New Roman" w:cs="Times New Roman" w:eastAsia="Times New Roman" w:hAnsi="Times New Roman"/>
+          <w:b/>
+          <w:bCs/>
+          <w:sz w:val="24"/>
+          <w:szCs w:val="24"/>
+        </w:rPr>
+        <w:t xml:space="preserve">Not implemented yet:</w:t>
+      </w:r>
+      <w:r>
+        <w:rPr>
+          <w:rFonts w:ascii="Times New Roman" w:cs="Times New Roman" w:eastAsia="Times New Roman" w:hAnsi="Times New Roman"/>
+          <w:b w:val="false"/>
+          <w:bCs w:val="false"/>
+          <w:sz w:val="24"/>
+          <w:szCs w:val="24"/>
+        </w:rPr>
+        <w:t xml:space="preserve"> the Flutter application (mobile and web), Supabase backend and migrations, AI generation adapter, map screen, invitations and voting. No application, provider, backend or usability (SUS) tests have been run.</w:t>
+      </w:r>
+    </w:p>
+    <w:p>
+      <w:pPr>
+        <w:pStyle w:val="ListParagraph"/>
+        <w:numPr>
+          <w:ilvl w:val="0"/>
+          <w:numId w:val="2"/>
+        </w:numPr>
+        <w:spacing w:after="80" w:line="300"/>
+        <w:jc w:val="both"/>
+      </w:pPr>
+      <w:r>
+        <w:rPr>
+          <w:rFonts w:ascii="Times New Roman" w:cs="Times New Roman" w:eastAsia="Times New Roman" w:hAnsi="Times New Roman"/>
+          <w:b w:val="false"/>
+          <w:bCs w:val="false"/>
+          <w:sz w:val="24"/>
+          <w:szCs w:val="24"/>
+        </w:rPr>
+        <w:t xml:space="preserve"/>
+      </w:r>
+      <w:r>
+        <w:rPr>
+          <w:rFonts w:ascii="Times New Roman" w:cs="Times New Roman" w:eastAsia="Times New Roman" w:hAnsi="Times New Roman"/>
+          <w:b/>
+          <w:bCs/>
+          <w:sz w:val="24"/>
+          <w:szCs w:val="24"/>
+        </w:rPr>
+        <w:t xml:space="preserve">Pending review:</w:t>
+      </w:r>
+      <w:r>
+        <w:rPr>
+          <w:rFonts w:ascii="Times New Roman" w:cs="Times New Roman" w:eastAsia="Times New Roman" w:hAnsi="Times New Roman"/>
+          <w:b w:val="false"/>
+          <w:bCs w:val="false"/>
+          <w:sz w:val="24"/>
+          <w:szCs w:val="24"/>
+        </w:rPr>
+        <w:t xml:space="preserve"> the detailed ownership split and the reduced scope are the team's response to the supervisor's feedback; supervisor approval of the revised documents is not yet recorded.</w:t>
+      </w:r>
+    </w:p>
+    <w:p>
+      <w:pPr>
+        <w:pStyle w:val="Heading1"/>
+        <w:keepNext/>
+        <w:spacing w:after="120" w:before="240"/>
+      </w:pPr>
+      <w:r>
+        <w:rPr>
+          <w:rFonts w:ascii="Times New Roman" w:cs="Times New Roman" w:eastAsia="Times New Roman" w:hAnsi="Times New Roman"/>
+          <w:b/>
+          <w:bCs/>
+          <w:sz w:val="28"/>
+          <w:szCs w:val="28"/>
+        </w:rPr>
+        <w:t xml:space="preserve">11. Milestones</w:t>
+      </w:r>
+    </w:p>
+    <w:tbl>
+      <w:tblPr>
+        <w:tblW w:type="dxa" w:w="9026"/>
+        <w:tblBorders>
+          <w:top w:val="single" w:color="auto" w:sz="4"/>
+          <w:left w:val="single" w:color="auto" w:sz="4"/>
+          <w:bottom w:val="single" w:color="auto" w:sz="4"/>
+          <w:right w:val="single" w:color="auto" w:sz="4"/>
+          <w:insideH w:val="single" w:color="auto" w:sz="4"/>
+          <w:insideV w:val="single" w:color="auto" w:sz="4"/>
+        </w:tblBorders>
+      </w:tblPr>
+      <w:tblGrid>
+        <w:gridCol w:w="2600"/>
+        <w:gridCol w:w="6426"/>
+      </w:tblGrid>
+      <w:tr>
+        <w:trPr>
+          <w:cantSplit/>
+          <w:tblHeader/>
+        </w:trPr>
+        <w:tc>
+          <w:tcPr>
+            <w:tcW w:type="dxa" w:w="2600"/>
+            <w:tcBorders>
+              <w:top w:val="single" w:color="000000" w:sz="4"/>
+              <w:left w:val="single" w:color="000000" w:sz="4"/>
+              <w:bottom w:val="single" w:color="000000" w:sz="4"/>
+              <w:right w:val="single" w:color="000000" w:sz="4"/>
+            </w:tcBorders>
+            <w:tcMar>
+              <w:top w:type="dxa" w:w="50"/>
+              <w:left w:type="dxa" w:w="80"/>
+              <w:bottom w:type="dxa" w:w="50"/>
+              <w:right w:type="dxa" w:w="80"/>
+            </w:tcMar>
+          </w:tcPr>
+          <w:p>
+            <w:r>
+              <w:rPr>
+                <w:rFonts w:ascii="Times New Roman" w:cs="Times New Roman" w:eastAsia="Times New Roman" w:hAnsi="Times New Roman"/>
+                <w:b/>
+                <w:bCs/>
                 <w:sz w:val="21"/>
                 <w:szCs w:val="21"/>
               </w:rPr>
-              <w:t xml:space="preserve">Final pre-defense</w:t>
-            </w:r>
-          </w:p>
-        </w:tc>
-        <w:tc>
-          <w:tcPr>
-            <w:tcW w:type="dxa" w:w="6626"/>
-            <w:tcBorders>
-              <w:top w:val="single" w:color="000000" w:sz="4"/>
-              <w:left w:val="single" w:color="000000" w:sz="4"/>
-              <w:bottom w:val="single" w:color="000000" w:sz="4"/>
-              <w:right w:val="single" w:color="000000" w:sz="4"/>
-            </w:tcBorders>
-            <w:tcMar>
-              <w:top w:type="dxa" w:w="50"/>
-              <w:left w:type="dxa" w:w="80"/>
-              <w:bottom w:type="dxa" w:w="50"/>
-              <w:right w:type="dxa" w:w="80"/>
-            </w:tcMar>
-          </w:tcPr>
-          <w:p>
-            <w:r>
-              <w:rPr>
-                <w:rFonts w:ascii="Times New Roman" w:cs="Times New Roman" w:eastAsia="Times New Roman" w:hAnsi="Times New Roman"/>
-                <w:b w:val="false"/>
-                <w:bCs w:val="false"/>
+              <w:t xml:space="preserve">Milestone</w:t>
+            </w:r>
+          </w:p>
+        </w:tc>
+        <w:tc>
+          <w:tcPr>
+            <w:tcW w:type="dxa" w:w="6426"/>
+            <w:tcBorders>
+              <w:top w:val="single" w:color="000000" w:sz="4"/>
+              <w:left w:val="single" w:color="000000" w:sz="4"/>
+              <w:bottom w:val="single" w:color="000000" w:sz="4"/>
+              <w:right w:val="single" w:color="000000" w:sz="4"/>
+            </w:tcBorders>
+            <w:tcMar>
+              <w:top w:type="dxa" w:w="50"/>
+              <w:left w:type="dxa" w:w="80"/>
+              <w:bottom w:type="dxa" w:w="50"/>
+              <w:right w:type="dxa" w:w="80"/>
+            </w:tcMar>
+          </w:tcPr>
+          <w:p>
+            <w:r>
+              <w:rPr>
+                <w:rFonts w:ascii="Times New Roman" w:cs="Times New Roman" w:eastAsia="Times New Roman" w:hAnsi="Times New Roman"/>
+                <w:b/>
+                <w:bCs/>
                 <w:sz w:val="21"/>
                 <w:szCs w:val="21"/>
               </w:rPr>
-              <w:t xml:space="preserve">Complete application, results of testing with users, documentation</w:t>
+              <w:t xml:space="preserve">Content</w:t>
+            </w:r>
+          </w:p>
+        </w:tc>
+      </w:tr>
+      <w:tr>
+        <w:trPr>
+          <w:cantSplit/>
+          <w:tblHeader w:val="false"/>
+        </w:trPr>
+        <w:tc>
+          <w:tcPr>
+            <w:tcW w:type="dxa" w:w="2600"/>
+            <w:tcBorders>
+              <w:top w:val="single" w:color="000000" w:sz="4"/>
+              <w:left w:val="single" w:color="000000" w:sz="4"/>
+              <w:bottom w:val="single" w:color="000000" w:sz="4"/>
+              <w:right w:val="single" w:color="000000" w:sz="4"/>
+            </w:tcBorders>
+            <w:tcMar>
+              <w:top w:type="dxa" w:w="50"/>
+              <w:left w:type="dxa" w:w="80"/>
+              <w:bottom w:type="dxa" w:w="50"/>
+              <w:right w:type="dxa" w:w="80"/>
+            </w:tcMar>
+          </w:tcPr>
+          <w:p>
+            <w:r>
+              <w:rPr>
+                <w:rFonts w:ascii="Times New Roman" w:cs="Times New Roman" w:eastAsia="Times New Roman" w:hAnsi="Times New Roman"/>
+                <w:b w:val="false"/>
+                <w:bCs w:val="false"/>
+                <w:sz w:val="21"/>
+                <w:szCs w:val="21"/>
+              </w:rPr>
+              <w:t xml:space="preserve">Pre-defense 1 (materials due 24 October 2026, 18:00)</w:t>
+            </w:r>
+          </w:p>
+        </w:tc>
+        <w:tc>
+          <w:tcPr>
+            <w:tcW w:type="dxa" w:w="6426"/>
+            <w:tcBorders>
+              <w:top w:val="single" w:color="000000" w:sz="4"/>
+              <w:left w:val="single" w:color="000000" w:sz="4"/>
+              <w:bottom w:val="single" w:color="000000" w:sz="4"/>
+              <w:right w:val="single" w:color="000000" w:sz="4"/>
+            </w:tcBorders>
+            <w:tcMar>
+              <w:top w:type="dxa" w:w="50"/>
+              <w:left w:type="dxa" w:w="80"/>
+              <w:bottom w:type="dxa" w:w="50"/>
+              <w:right w:type="dxa" w:w="80"/>
+            </w:tcMar>
+          </w:tcPr>
+          <w:p>
+            <w:r>
+              <w:rPr>
+                <w:rFonts w:ascii="Times New Roman" w:cs="Times New Roman" w:eastAsia="Times New Roman" w:hAnsi="Times New Roman"/>
+                <w:b w:val="false"/>
+                <w:bCs w:val="false"/>
+                <w:sz w:val="21"/>
+                <w:szCs w:val="21"/>
+              </w:rPr>
+              <w:t xml:space="preserve">Revised proposal, requirements, diagrams, comparisons, literature, survey analysis, wireframes, verification plan, repository and YouTrack; initial budget core</w:t>
+            </w:r>
+          </w:p>
+        </w:tc>
+      </w:tr>
+      <w:tr>
+        <w:trPr>
+          <w:cantSplit/>
+          <w:tblHeader w:val="false"/>
+        </w:trPr>
+        <w:tc>
+          <w:tcPr>
+            <w:tcW w:type="dxa" w:w="2600"/>
+            <w:tcBorders>
+              <w:top w:val="single" w:color="000000" w:sz="4"/>
+              <w:left w:val="single" w:color="000000" w:sz="4"/>
+              <w:bottom w:val="single" w:color="000000" w:sz="4"/>
+              <w:right w:val="single" w:color="000000" w:sz="4"/>
+            </w:tcBorders>
+            <w:tcMar>
+              <w:top w:type="dxa" w:w="50"/>
+              <w:left w:type="dxa" w:w="80"/>
+              <w:bottom w:type="dxa" w:w="50"/>
+              <w:right w:type="dxa" w:w="80"/>
+            </w:tcMar>
+          </w:tcPr>
+          <w:p>
+            <w:r>
+              <w:rPr>
+                <w:rFonts w:ascii="Times New Roman" w:cs="Times New Roman" w:eastAsia="Times New Roman" w:hAnsi="Times New Roman"/>
+                <w:b w:val="false"/>
+                <w:bCs w:val="false"/>
+                <w:sz w:val="21"/>
+                <w:szCs w:val="21"/>
+              </w:rPr>
+              <w:t xml:space="preserve">Pre-defense 2 (university schedule)</w:t>
+            </w:r>
+          </w:p>
+        </w:tc>
+        <w:tc>
+          <w:tcPr>
+            <w:tcW w:type="dxa" w:w="6426"/>
+            <w:tcBorders>
+              <w:top w:val="single" w:color="000000" w:sz="4"/>
+              <w:left w:val="single" w:color="000000" w:sz="4"/>
+              <w:bottom w:val="single" w:color="000000" w:sz="4"/>
+              <w:right w:val="single" w:color="000000" w:sz="4"/>
+            </w:tcBorders>
+            <w:tcMar>
+              <w:top w:type="dxa" w:w="50"/>
+              <w:left w:type="dxa" w:w="80"/>
+              <w:bottom w:type="dxa" w:w="50"/>
+              <w:right w:type="dxa" w:w="80"/>
+            </w:tcMar>
+          </w:tcPr>
+          <w:p>
+            <w:r>
+              <w:rPr>
+                <w:rFonts w:ascii="Times New Roman" w:cs="Times New Roman" w:eastAsia="Times New Roman" w:hAnsi="Times New Roman"/>
+                <w:b w:val="false"/>
+                <w:bCs w:val="false"/>
+                <w:sz w:val="21"/>
+                <w:szCs w:val="21"/>
+              </w:rPr>
+              <w:t xml:space="preserve">Working core scenario on the agreed primary platform: trip creation, route draft and confirmation, budget, map</w:t>
+            </w:r>
+          </w:p>
+        </w:tc>
+      </w:tr>
+      <w:tr>
+        <w:trPr>
+          <w:cantSplit/>
+          <w:tblHeader w:val="false"/>
+        </w:trPr>
+        <w:tc>
+          <w:tcPr>
+            <w:tcW w:type="dxa" w:w="2600"/>
+            <w:tcBorders>
+              <w:top w:val="single" w:color="000000" w:sz="4"/>
+              <w:left w:val="single" w:color="000000" w:sz="4"/>
+              <w:bottom w:val="single" w:color="000000" w:sz="4"/>
+              <w:right w:val="single" w:color="000000" w:sz="4"/>
+            </w:tcBorders>
+            <w:tcMar>
+              <w:top w:type="dxa" w:w="50"/>
+              <w:left w:type="dxa" w:w="80"/>
+              <w:bottom w:type="dxa" w:w="50"/>
+              <w:right w:type="dxa" w:w="80"/>
+            </w:tcMar>
+          </w:tcPr>
+          <w:p>
+            <w:r>
+              <w:rPr>
+                <w:rFonts w:ascii="Times New Roman" w:cs="Times New Roman" w:eastAsia="Times New Roman" w:hAnsi="Times New Roman"/>
+                <w:b w:val="false"/>
+                <w:bCs w:val="false"/>
+                <w:sz w:val="21"/>
+                <w:szCs w:val="21"/>
+              </w:rPr>
+              <w:t xml:space="preserve">Final pre-defense (university schedule)</w:t>
+            </w:r>
+          </w:p>
+        </w:tc>
+        <w:tc>
+          <w:tcPr>
+            <w:tcW w:type="dxa" w:w="6426"/>
+            <w:tcBorders>
+              <w:top w:val="single" w:color="000000" w:sz="4"/>
+              <w:left w:val="single" w:color="000000" w:sz="4"/>
+              <w:bottom w:val="single" w:color="000000" w:sz="4"/>
+              <w:right w:val="single" w:color="000000" w:sz="4"/>
+            </w:tcBorders>
+            <w:tcMar>
+              <w:top w:type="dxa" w:w="50"/>
+              <w:left w:type="dxa" w:w="80"/>
+              <w:bottom w:type="dxa" w:w="50"/>
+              <w:right w:type="dxa" w:w="80"/>
+            </w:tcMar>
+          </w:tcPr>
+          <w:p>
+            <w:r>
+              <w:rPr>
+                <w:rFonts w:ascii="Times New Roman" w:cs="Times New Roman" w:eastAsia="Times New Roman" w:hAnsi="Times New Roman"/>
+                <w:b w:val="false"/>
+                <w:bCs w:val="false"/>
+                <w:sz w:val="21"/>
+                <w:szCs w:val="21"/>
+              </w:rPr>
+              <w:t xml:space="preserve">Collaboration (invitations, editing, voting), agreed platform matrix, executed tests and usability study</w:t>
             </w:r>
           </w:p>
         </w:tc>
       </w:tr>
     </w:tbl>
+    <w:p>
+      <w:pPr>
+        <w:spacing w:after="120" w:line="300"/>
+        <w:jc w:val="both"/>
+      </w:pPr>
+      <w:r>
+        <w:rPr>
+          <w:rFonts w:ascii="Times New Roman" w:cs="Times New Roman" w:eastAsia="Times New Roman" w:hAnsi="Times New Roman"/>
+          <w:b w:val="false"/>
+          <w:bCs w:val="false"/>
+          <w:sz w:val="24"/>
+          <w:szCs w:val="24"/>
+        </w:rPr>
+        <w:t xml:space="preserve">Implementation dates for individual modules will be agreed with the team and the supervisor; the 24 October deadline applies only to the documentation materials.</w:t>
+      </w:r>
+    </w:p>
     <w:sectPr>
       <w:pgSz w:w="11906" w:h="16838" w:orient="portrait"/>
       <w:pgMar w:top="1134" w:right="850" w:bottom="1134" w:left="1701" w:header="708" w:footer="708" w:gutter="0"/>

--- a/docs/project-proposal.docx
+++ b/docs/project-proposal.docx
@@ -505,14 +505,7 @@
         <w:jc w:val="both"/>
       </w:pPr>
       <w:r>
-        <w:rPr>
-          <w:rFonts w:ascii="Times New Roman" w:cs="Times New Roman" w:eastAsia="Times New Roman" w:hAnsi="Times New Roman"/>
-          <w:b w:val="false"/>
-          <w:bCs w:val="false"/>
-          <w:sz w:val="24"/>
-          <w:szCs w:val="24"/>
-        </w:rPr>
-        <w:t xml:space="preserve">Existing planners solve parts of this problem, but none of the reviewed systems combines a budget-aware day-by-day plan, a shared editable plan with voting, and checked local data for Astana (see the Existing System Comparison).</w:t>
+        <w:t>Existing planners solve parts of this problem. The reviewed sources do not establish whether competitors provide the same combination of budget-aware planning, voting and verified Astana data. This is an evidence gap to investigate, not proof that competitors lack those capabilities (see the Existing System Comparison).</w:t>
       </w:r>
     </w:p>
     <w:p>
@@ -1414,7 +1407,7 @@
           <w:sz w:val="24"/>
           <w:szCs w:val="24"/>
         </w:rPr>
-        <w:t xml:space="preserve">Implement the Flutter client, Supabase backend, AI route generation with code-based validation, budget calculation, map, invitations and voting (planned; only the initial budget core exists).</w:t>
+        <w:t>Implement the Flutter client, Supabase backend, AI route generation with code-based validation, budget calculation, map, invitations and voting (planned; initial budget and trusted-snapshot helper modules exist).</w:t>
       </w:r>
     </w:p>
     <w:p>
@@ -2233,7 +2226,7 @@
           <w:sz w:val="24"/>
           <w:szCs w:val="24"/>
         </w:rPr>
-        <w:t xml:space="preserve"/>
+        <w:t>Initial executable code comprises Zukhra’s standalone Dart budget core (DIP-42; 34 deterministic checks) and Yerassyl’s pure trusted-snapshot planning guard (DIP-28; 27 local checks). These are local modules, not a deployed backend or a working Flutter application.</w:t>
       </w:r>
       <w:r>
         <w:rPr>
@@ -2243,17 +2236,15 @@
           <w:sz w:val="24"/>
           <w:szCs w:val="24"/>
         </w:rPr>
-        <w:t xml:space="preserve">Implemented:</w:t>
-      </w:r>
-      <w:r>
-        <w:rPr>
-          <w:rFonts w:ascii="Times New Roman" w:cs="Times New Roman" w:eastAsia="Times New Roman" w:hAnsi="Times New Roman"/>
-          <w:b w:val="false"/>
-          <w:bCs w:val="false"/>
-          <w:sz w:val="24"/>
-          <w:szCs w:val="24"/>
-        </w:rPr>
-        <w:t xml:space="preserve"> only an initial standalone Dart budget core by Zukhra (DIP-42: exact KZT arithmetic and edit preview), with 34 deterministic checks reported as passing on 23 October 2026.</w:t>
+      </w:r>
+      <w:r>
+        <w:rPr>
+          <w:rFonts w:ascii="Times New Roman" w:cs="Times New Roman" w:eastAsia="Times New Roman" w:hAnsi="Times New Roman"/>
+          <w:b w:val="false"/>
+          <w:bCs w:val="false"/>
+          <w:sz w:val="24"/>
+          <w:szCs w:val="24"/>
+        </w:rPr>
       </w:r>
     </w:p>
     <w:p>
